--- a/documents/四技第115414組-救「舊」我的書-系統手冊 - KJ.docx
+++ b/documents/四技第115414組-救「舊」我的書-系統手冊 - KJ.docx
@@ -17,25 +17,7 @@
           <w:sz w:val="72"/>
           <w:szCs w:val="72"/>
         </w:rPr>
-        <w:t>國立</w:t>
-      </w:r>
-      <w:proofErr w:type="gramStart"/>
-      <w:r>
-        <w:rPr>
-          <w:rFonts w:ascii="Times New Roman" w:eastAsia="標楷體" w:hAnsi="Times New Roman" w:hint="eastAsia"/>
-          <w:sz w:val="72"/>
-          <w:szCs w:val="72"/>
-        </w:rPr>
-        <w:t>臺</w:t>
-      </w:r>
-      <w:proofErr w:type="gramEnd"/>
-      <w:r>
-        <w:rPr>
-          <w:rFonts w:ascii="Times New Roman" w:eastAsia="標楷體" w:hAnsi="Times New Roman" w:hint="eastAsia"/>
-          <w:sz w:val="72"/>
-          <w:szCs w:val="72"/>
-        </w:rPr>
-        <w:t>北商業大學</w:t>
+        <w:t>國立臺北商業大學</w:t>
       </w:r>
     </w:p>
     <w:p>
@@ -553,20 +535,8 @@
           <w:sz w:val="40"/>
           <w:szCs w:val="40"/>
         </w:rPr>
-        <w:t>連卉</w:t>
-      </w:r>
-      <w:proofErr w:type="gramStart"/>
-      <w:r>
-        <w:rPr>
-          <w:rFonts w:hint="eastAsia"/>
-          <w:b/>
-          <w:bCs/>
-          <w:sz w:val="40"/>
-          <w:szCs w:val="40"/>
-        </w:rPr>
-        <w:t>媗</w:t>
-      </w:r>
-      <w:proofErr w:type="gramEnd"/>
+        <w:t>連卉媗</w:t>
+      </w:r>
     </w:p>
     <w:p>
       <w:pPr>
@@ -727,20 +697,12 @@
         <w:spacing w:after="120"/>
       </w:pPr>
       <w:bookmarkStart w:id="0" w:name="_Toc227364428"/>
-      <w:proofErr w:type="gramStart"/>
       <w:r>
         <w:rPr>
           <w:rFonts w:hint="eastAsia"/>
         </w:rPr>
         <w:lastRenderedPageBreak/>
-        <w:t>誌</w:t>
-      </w:r>
-      <w:proofErr w:type="gramEnd"/>
-      <w:r>
-        <w:rPr>
-          <w:rFonts w:hint="eastAsia"/>
-        </w:rPr>
-        <w:t>謝</w:t>
+        <w:t>誌謝</w:t>
       </w:r>
       <w:bookmarkEnd w:id="0"/>
     </w:p>
@@ -757,39 +719,7 @@
           <w:rFonts w:hint="eastAsia"/>
           <w:color w:val="000000" w:themeColor="text1"/>
         </w:rPr>
-        <w:t>歲月荏苒，本系統「救『舊』我的書」自研發、淬</w:t>
-      </w:r>
-      <w:proofErr w:type="gramStart"/>
-      <w:r>
-        <w:rPr>
-          <w:rFonts w:hint="eastAsia"/>
-          <w:color w:val="000000" w:themeColor="text1"/>
-        </w:rPr>
-        <w:t>鍊</w:t>
-      </w:r>
-      <w:proofErr w:type="gramEnd"/>
-      <w:r>
-        <w:rPr>
-          <w:rFonts w:hint="eastAsia"/>
-          <w:color w:val="000000" w:themeColor="text1"/>
-        </w:rPr>
-        <w:t>至最終成型，背後實仰賴多方之襄助與知識之交織。本系統之完成，非僅為技術之實踐，更為跨校、跨領域協作之成果。謹於此文末，向</w:t>
-      </w:r>
-      <w:proofErr w:type="gramStart"/>
-      <w:r>
-        <w:rPr>
-          <w:rFonts w:hint="eastAsia"/>
-          <w:color w:val="000000" w:themeColor="text1"/>
-        </w:rPr>
-        <w:t>所有曾惠予</w:t>
-      </w:r>
-      <w:proofErr w:type="gramEnd"/>
-      <w:r>
-        <w:rPr>
-          <w:rFonts w:hint="eastAsia"/>
-          <w:color w:val="000000" w:themeColor="text1"/>
-        </w:rPr>
-        <w:t>指引與支援之師長、同儕，致上最誠摯之謝忱。</w:t>
+        <w:t>歲月荏苒，本系統「救『舊』我的書」自研發、淬鍊至最終成型，背後實仰賴多方之襄助與知識之交織。本系統之完成，非僅為技術之實踐，更為跨校、跨領域協作之成果。謹於此文末，向所有曾惠予指引與支援之師長、同儕，致上最誠摯之謝忱。</w:t>
       </w:r>
     </w:p>
     <w:p>
@@ -806,39 +736,7 @@
           <w:rFonts w:hint="eastAsia"/>
           <w:color w:val="000000" w:themeColor="text1"/>
         </w:rPr>
-        <w:t>首要感謝指導教授國立</w:t>
-      </w:r>
-      <w:proofErr w:type="gramStart"/>
-      <w:r>
-        <w:rPr>
-          <w:rFonts w:hint="eastAsia"/>
-          <w:color w:val="000000" w:themeColor="text1"/>
-        </w:rPr>
-        <w:t>臺</w:t>
-      </w:r>
-      <w:proofErr w:type="gramEnd"/>
-      <w:r>
-        <w:rPr>
-          <w:rFonts w:hint="eastAsia"/>
-          <w:color w:val="000000" w:themeColor="text1"/>
-        </w:rPr>
-        <w:t>北商業大學林俊杰老師。林教授於專案構思之初，即以高瞻遠矚之學識為學生撥雲見日，引領吾等於技術研發中確立航向。其嚴謹之治學態度與敏銳之學術洞察力，不僅使系統架構更</w:t>
-      </w:r>
-      <w:proofErr w:type="gramStart"/>
-      <w:r>
-        <w:rPr>
-          <w:rFonts w:hint="eastAsia"/>
-          <w:color w:val="000000" w:themeColor="text1"/>
-        </w:rPr>
-        <w:t>臻</w:t>
-      </w:r>
-      <w:proofErr w:type="gramEnd"/>
-      <w:r>
-        <w:rPr>
-          <w:rFonts w:hint="eastAsia"/>
-          <w:color w:val="000000" w:themeColor="text1"/>
-        </w:rPr>
-        <w:t>完善，更教導學生以系統化思維解決實務困境，師恩浩蕩，銘感五內。</w:t>
+        <w:t>首要感謝指導教授國立臺北商業大學林俊杰老師。林教授於專案構思之初，即以高瞻遠矚之學識為學生撥雲見日，引領吾等於技術研發中確立航向。其嚴謹之治學態度與敏銳之學術洞察力，不僅使系統架構更臻完善，更教導學生以系統化思維解決實務困境，師恩浩蕩，銘感五內。</w:t>
       </w:r>
     </w:p>
     <w:p>
@@ -855,23 +753,21 @@
           <w:rFonts w:hint="eastAsia"/>
           <w:color w:val="000000" w:themeColor="text1"/>
         </w:rPr>
-        <w:t>在實體結構與硬體實作方面，特別感謝</w:t>
-      </w:r>
-      <w:proofErr w:type="gramStart"/>
+        <w:t>在實體結構與硬體實作方面，特別感謝臺北城市科技大學吳政佑同學。其於</w:t>
+      </w:r>
       <w:r>
         <w:rPr>
           <w:rFonts w:hint="eastAsia"/>
           <w:color w:val="000000" w:themeColor="text1"/>
         </w:rPr>
-        <w:t>臺</w:t>
-      </w:r>
-      <w:proofErr w:type="gramEnd"/>
+        <w:t>3D</w:t>
+      </w:r>
       <w:r>
         <w:rPr>
           <w:rFonts w:hint="eastAsia"/>
           <w:color w:val="000000" w:themeColor="text1"/>
         </w:rPr>
-        <w:t>北城市科技大學吳政佑同學。其於</w:t>
+        <w:t>建模領域展現之精湛造詣，為硬體結構提供極具前瞻性之設計建議，使實體裝置兼具功能性與工藝美感。同時感謝龍華科技大學盧士玄同學，於實體模型產出之際，承蒙其於</w:t>
       </w:r>
       <w:r>
         <w:rPr>
@@ -885,37 +781,7 @@
           <w:rFonts w:hint="eastAsia"/>
           <w:color w:val="000000" w:themeColor="text1"/>
         </w:rPr>
-        <w:t>建模領域展現之精湛造詣，為硬體結構提供極具前瞻性之設計建議，使實體裝置兼具功能性與工藝美感。同時感謝龍華科技大學盧士玄同學，於實體模型產出之際，承蒙其於</w:t>
-      </w:r>
-      <w:r>
-        <w:rPr>
-          <w:rFonts w:hint="eastAsia"/>
-          <w:color w:val="000000" w:themeColor="text1"/>
-        </w:rPr>
-        <w:t>3D</w:t>
-      </w:r>
-      <w:r>
-        <w:rPr>
-          <w:rFonts w:hint="eastAsia"/>
-          <w:color w:val="000000" w:themeColor="text1"/>
-        </w:rPr>
-        <w:t>列印技術上之鼎力支援，使設計藍圖得以精</w:t>
-      </w:r>
-      <w:proofErr w:type="gramStart"/>
-      <w:r>
-        <w:rPr>
-          <w:rFonts w:hint="eastAsia"/>
-          <w:color w:val="000000" w:themeColor="text1"/>
-        </w:rPr>
-        <w:t>準</w:t>
-      </w:r>
-      <w:proofErr w:type="gramEnd"/>
-      <w:r>
-        <w:rPr>
-          <w:rFonts w:hint="eastAsia"/>
-          <w:color w:val="000000" w:themeColor="text1"/>
-        </w:rPr>
-        <w:t>轉化為具體成品，跨越虛擬與現實之鴻溝。</w:t>
+        <w:t>列印技術上之鼎力支援，使設計藍圖得以精準轉化為具體成品，跨越虛擬與現實之鴻溝。</w:t>
       </w:r>
     </w:p>
     <w:p>
@@ -932,23 +798,7 @@
           <w:rFonts w:hint="eastAsia"/>
           <w:color w:val="000000" w:themeColor="text1"/>
         </w:rPr>
-        <w:t>關於視覺語彙與使用者邏輯之優化，感謝國立</w:t>
-      </w:r>
-      <w:proofErr w:type="gramStart"/>
-      <w:r>
-        <w:rPr>
-          <w:rFonts w:hint="eastAsia"/>
-          <w:color w:val="000000" w:themeColor="text1"/>
-        </w:rPr>
-        <w:t>臺</w:t>
-      </w:r>
-      <w:proofErr w:type="gramEnd"/>
-      <w:r>
-        <w:rPr>
-          <w:rFonts w:hint="eastAsia"/>
-          <w:color w:val="000000" w:themeColor="text1"/>
-        </w:rPr>
-        <w:t>北商業大學創意科技與產品設計系同學之巧思，其對</w:t>
+        <w:t>關於視覺語彙與使用者邏輯之優化，感謝國立臺北商業大學創意科技與產品設計系同學之巧思，其對</w:t>
       </w:r>
       <w:r>
         <w:rPr>
@@ -993,55 +843,7 @@
           <w:rFonts w:hint="eastAsia"/>
           <w:color w:val="000000" w:themeColor="text1"/>
         </w:rPr>
-        <w:t>本系統一路走來，雖有艱辛，</w:t>
-      </w:r>
-      <w:proofErr w:type="gramStart"/>
-      <w:r>
-        <w:rPr>
-          <w:rFonts w:hint="eastAsia"/>
-          <w:color w:val="000000" w:themeColor="text1"/>
-        </w:rPr>
-        <w:t>然獲此</w:t>
-      </w:r>
-      <w:proofErr w:type="gramEnd"/>
-      <w:r>
-        <w:rPr>
-          <w:rFonts w:hint="eastAsia"/>
-          <w:color w:val="000000" w:themeColor="text1"/>
-        </w:rPr>
-        <w:t>良師益友相伴，實乃學生之幸。諸位之協助，皆已化為本系統不可或缺之基石；此份成就，乃我輩共同締造，特以此文</w:t>
-      </w:r>
-      <w:proofErr w:type="gramStart"/>
-      <w:r>
-        <w:rPr>
-          <w:rFonts w:hint="eastAsia"/>
-          <w:color w:val="000000" w:themeColor="text1"/>
-        </w:rPr>
-        <w:t>誌</w:t>
-      </w:r>
-      <w:proofErr w:type="gramEnd"/>
-      <w:r>
-        <w:rPr>
-          <w:rFonts w:hint="eastAsia"/>
-          <w:color w:val="000000" w:themeColor="text1"/>
-        </w:rPr>
-        <w:t>之，</w:t>
-      </w:r>
-      <w:proofErr w:type="gramStart"/>
-      <w:r>
-        <w:rPr>
-          <w:rFonts w:hint="eastAsia"/>
-          <w:color w:val="000000" w:themeColor="text1"/>
-        </w:rPr>
-        <w:t>以銘厚誼</w:t>
-      </w:r>
-      <w:proofErr w:type="gramEnd"/>
-      <w:r>
-        <w:rPr>
-          <w:rFonts w:hint="eastAsia"/>
-          <w:color w:val="000000" w:themeColor="text1"/>
-        </w:rPr>
-        <w:t>。</w:t>
+        <w:t>本系統一路走來，雖有艱辛，然獲此良師益友相伴，實乃學生之幸。諸位之協助，皆已化為本系統不可或缺之基石；此份成就，乃我輩共同締造，特以此文誌之，以銘厚誼。</w:t>
       </w:r>
     </w:p>
     <w:p>
@@ -1085,16 +887,8 @@
         <w:rPr>
           <w:rFonts w:hint="eastAsia"/>
         </w:rPr>
-        <w:t>連卉</w:t>
-      </w:r>
-      <w:proofErr w:type="gramStart"/>
-      <w:r>
-        <w:rPr>
-          <w:rFonts w:hint="eastAsia"/>
-        </w:rPr>
-        <w:t>媗</w:t>
-      </w:r>
-      <w:proofErr w:type="gramEnd"/>
+        <w:t>連卉媗</w:t>
+      </w:r>
       <w:r>
         <w:rPr>
           <w:rFonts w:hint="eastAsia"/>
@@ -1117,16 +911,8 @@
         <w:rPr>
           <w:rFonts w:hint="eastAsia"/>
         </w:rPr>
-        <w:t>謹</w:t>
-      </w:r>
-      <w:proofErr w:type="gramStart"/>
-      <w:r>
-        <w:rPr>
-          <w:rFonts w:hint="eastAsia"/>
-        </w:rPr>
-        <w:t>誌</w:t>
-      </w:r>
-      <w:proofErr w:type="gramEnd"/>
+        <w:t>謹誌</w:t>
+      </w:r>
     </w:p>
     <w:p>
       <w:pPr>
@@ -1144,21 +930,7 @@
         <w:rPr>
           <w:rFonts w:hint="eastAsia"/>
         </w:rPr>
-        <w:t>國立</w:t>
-      </w:r>
-      <w:proofErr w:type="gramStart"/>
-      <w:r>
-        <w:rPr>
-          <w:rFonts w:hint="eastAsia"/>
-        </w:rPr>
-        <w:t>臺</w:t>
-      </w:r>
-      <w:proofErr w:type="gramEnd"/>
-      <w:r>
-        <w:rPr>
-          <w:rFonts w:hint="eastAsia"/>
-        </w:rPr>
-        <w:t>北商業大學資訊管理系</w:t>
+        <w:t>國立臺北商業大學資訊管理系</w:t>
       </w:r>
     </w:p>
     <w:p>
@@ -8293,21 +8065,7 @@
         <w:rPr>
           <w:rFonts w:hint="eastAsia"/>
         </w:rPr>
-        <w:t>在現今校園與日常生活中，教科書和一般書籍的高昂價格，以及閱讀完畢後的閒置浪費，一直是許多人面臨的痛點。傳統的二手書交易模式往往伴隨著諸多不便，例如：書</w:t>
-      </w:r>
-      <w:proofErr w:type="gramStart"/>
-      <w:r>
-        <w:rPr>
-          <w:rFonts w:hint="eastAsia"/>
-        </w:rPr>
-        <w:t>況</w:t>
-      </w:r>
-      <w:proofErr w:type="gramEnd"/>
-      <w:r>
-        <w:rPr>
-          <w:rFonts w:hint="eastAsia"/>
-        </w:rPr>
-        <w:t>認定標準不一、面交時間難以配合，以及潛在的交易詐騙風險等問題。</w:t>
+        <w:t>在現今校園與日常生活中，教科書和一般書籍的高昂價格，以及閱讀完畢後的閒置浪費，一直是許多人面臨的痛點。傳統的二手書交易模式往往伴隨著諸多不便，例如：書況認定標準不一、面交時間難以配合，以及潛在的交易詐騙風險等問題。</w:t>
       </w:r>
     </w:p>
     <w:p>
@@ -8715,21 +8473,7 @@
         <w:rPr>
           <w:rFonts w:hint="eastAsia"/>
         </w:rPr>
-        <w:t>人次）、</w:t>
-      </w:r>
-      <w:proofErr w:type="gramStart"/>
-      <w:r>
-        <w:rPr>
-          <w:rFonts w:hint="eastAsia"/>
-        </w:rPr>
-        <w:t>臉書社團</w:t>
-      </w:r>
-      <w:proofErr w:type="gramEnd"/>
-      <w:r>
-        <w:rPr>
-          <w:rFonts w:hint="eastAsia"/>
-        </w:rPr>
-        <w:t>（</w:t>
+        <w:t>人次）、臉書社團（</w:t>
       </w:r>
       <w:r>
         <w:rPr>
@@ -8743,14 +8487,12 @@
         </w:rPr>
         <w:t>人次）及</w:t>
       </w:r>
-      <w:proofErr w:type="spellStart"/>
       <w:r>
         <w:rPr>
           <w:rFonts w:hint="eastAsia"/>
         </w:rPr>
         <w:t>Dcard</w:t>
       </w:r>
-      <w:proofErr w:type="spellEnd"/>
       <w:r>
         <w:rPr>
           <w:rFonts w:hint="eastAsia"/>
@@ -9211,7 +8953,6 @@
                 <w:sz w:val="28"/>
               </w:rPr>
             </w:pPr>
-            <w:proofErr w:type="spellStart"/>
             <w:r>
               <w:rPr>
                 <w:rFonts w:ascii="Times New Roman" w:eastAsia="標楷體" w:hAnsi="Times New Roman" w:hint="eastAsia"/>
@@ -9219,7 +8960,6 @@
               </w:rPr>
               <w:t>SaveMyBook</w:t>
             </w:r>
-            <w:proofErr w:type="spellEnd"/>
           </w:p>
         </w:tc>
         <w:tc>
@@ -9293,7 +9033,6 @@
                 <w:sz w:val="28"/>
               </w:rPr>
             </w:pPr>
-            <w:proofErr w:type="gramStart"/>
             <w:r>
               <w:rPr>
                 <w:rFonts w:ascii="Times New Roman" w:eastAsia="標楷體" w:hAnsi="Times New Roman" w:hint="eastAsia"/>
@@ -9308,7 +9047,6 @@
               </w:rPr>
               <w:t>社團</w:t>
             </w:r>
-            <w:proofErr w:type="gramEnd"/>
           </w:p>
         </w:tc>
         <w:tc>
@@ -9329,7 +9067,6 @@
                 <w:sz w:val="28"/>
               </w:rPr>
             </w:pPr>
-            <w:proofErr w:type="spellStart"/>
             <w:r>
               <w:rPr>
                 <w:rFonts w:ascii="Times New Roman" w:eastAsia="標楷體" w:hAnsi="Times New Roman" w:hint="eastAsia"/>
@@ -9337,7 +9074,6 @@
               </w:rPr>
               <w:t>Dcard</w:t>
             </w:r>
-            <w:proofErr w:type="spellEnd"/>
           </w:p>
         </w:tc>
       </w:tr>
@@ -9815,23 +9551,7 @@
                 <w:rFonts w:ascii="Times New Roman" w:eastAsia="標楷體" w:hAnsi="Times New Roman" w:hint="eastAsia"/>
                 <w:sz w:val="28"/>
               </w:rPr>
-              <w:t>圖書精</w:t>
-            </w:r>
-            <w:proofErr w:type="gramStart"/>
-            <w:r>
-              <w:rPr>
-                <w:rFonts w:ascii="Times New Roman" w:eastAsia="標楷體" w:hAnsi="Times New Roman" w:hint="eastAsia"/>
-                <w:sz w:val="28"/>
-              </w:rPr>
-              <w:t>準</w:t>
-            </w:r>
-            <w:proofErr w:type="gramEnd"/>
-            <w:r>
-              <w:rPr>
-                <w:rFonts w:ascii="Times New Roman" w:eastAsia="標楷體" w:hAnsi="Times New Roman" w:hint="eastAsia"/>
-                <w:sz w:val="28"/>
-              </w:rPr>
-              <w:t>分類</w:t>
+              <w:t>圖書精準分類</w:t>
             </w:r>
           </w:p>
         </w:tc>
@@ -10562,37 +10282,8 @@
         <w:rPr>
           <w:rFonts w:hint="eastAsia"/>
         </w:rPr>
-        <w:t>掃描快速上架機制與圖書精</w:t>
-      </w:r>
-      <w:proofErr w:type="gramStart"/>
-      <w:r>
-        <w:rPr>
-          <w:rFonts w:hint="eastAsia"/>
-        </w:rPr>
-        <w:t>準</w:t>
-      </w:r>
-      <w:proofErr w:type="gramEnd"/>
-      <w:r>
-        <w:rPr>
-          <w:rFonts w:hint="eastAsia"/>
-        </w:rPr>
-        <w:t>分類，交易流程較為繁雜。旋轉拍賣雖然具備圖書精</w:t>
-      </w:r>
-      <w:proofErr w:type="gramStart"/>
-      <w:r>
-        <w:rPr>
-          <w:rFonts w:hint="eastAsia"/>
-        </w:rPr>
-        <w:t>準</w:t>
-      </w:r>
-      <w:proofErr w:type="gramEnd"/>
-      <w:r>
-        <w:rPr>
-          <w:rFonts w:hint="eastAsia"/>
-        </w:rPr>
-        <w:t>分類與即時付款等功能，但在書籍上架過程較為耗時，且未支援實體智取櫃與代幣交易模式。</w:t>
-      </w:r>
-      <w:proofErr w:type="gramStart"/>
+        <w:t>掃描快速上架機制與圖書精準分類，交易流程較為繁雜。旋轉拍賣雖然具備圖書精準分類與即時付款等功能，但在書籍上架過程較為耗時，且未支援實體智取櫃與代幣交易模式。</w:t>
+      </w:r>
       <w:r>
         <w:rPr>
           <w:rFonts w:hint="eastAsia"/>
@@ -10603,84 +10294,19 @@
         <w:rPr>
           <w:rFonts w:hint="eastAsia"/>
         </w:rPr>
-        <w:t>社團</w:t>
-      </w:r>
-      <w:proofErr w:type="gramEnd"/>
-      <w:r>
-        <w:rPr>
-          <w:rFonts w:hint="eastAsia"/>
-        </w:rPr>
-        <w:t>雖具備即時互動性與個人化推薦，但缺乏即時付款機制，無法進行</w:t>
-      </w:r>
-      <w:proofErr w:type="gramStart"/>
-      <w:r>
-        <w:rPr>
-          <w:rFonts w:hint="eastAsia"/>
-        </w:rPr>
-        <w:t>即時線上交易</w:t>
-      </w:r>
-      <w:proofErr w:type="gramEnd"/>
-      <w:r>
-        <w:rPr>
-          <w:rFonts w:hint="eastAsia"/>
-        </w:rPr>
-        <w:t>成為</w:t>
-      </w:r>
-      <w:proofErr w:type="gramStart"/>
-      <w:r>
-        <w:rPr>
-          <w:rFonts w:hint="eastAsia"/>
-        </w:rPr>
-        <w:t>最大硬傷</w:t>
-      </w:r>
-      <w:proofErr w:type="gramEnd"/>
-      <w:r>
-        <w:rPr>
-          <w:rFonts w:hint="eastAsia"/>
-        </w:rPr>
-        <w:t>。</w:t>
-      </w:r>
-      <w:proofErr w:type="spellStart"/>
+        <w:t>社團雖具備即時互動性與個人化推薦，但缺乏即時付款機制，無法進行即時線上交易成為最大硬傷。</w:t>
+      </w:r>
       <w:r>
         <w:rPr>
           <w:rFonts w:hint="eastAsia"/>
         </w:rPr>
         <w:t>Dcard</w:t>
       </w:r>
-      <w:proofErr w:type="spellEnd"/>
-      <w:r>
-        <w:rPr>
-          <w:rFonts w:hint="eastAsia"/>
-        </w:rPr>
-        <w:t>本質上為社群論壇，儘管設有二手買賣版供使用者交流，但因非專屬之交易平台，其功能過於精簡，僅提供即時聊天，缺乏圖書精</w:t>
-      </w:r>
-      <w:proofErr w:type="gramStart"/>
-      <w:r>
-        <w:rPr>
-          <w:rFonts w:hint="eastAsia"/>
-        </w:rPr>
-        <w:t>準</w:t>
-      </w:r>
-      <w:proofErr w:type="gramEnd"/>
-      <w:r>
-        <w:rPr>
-          <w:rFonts w:hint="eastAsia"/>
-        </w:rPr>
-        <w:t>分類、</w:t>
-      </w:r>
-      <w:proofErr w:type="gramStart"/>
-      <w:r>
-        <w:rPr>
-          <w:rFonts w:hint="eastAsia"/>
-        </w:rPr>
-        <w:t>即時線上付款</w:t>
-      </w:r>
-      <w:proofErr w:type="gramEnd"/>
-      <w:r>
-        <w:rPr>
-          <w:rFonts w:hint="eastAsia"/>
-        </w:rPr>
-        <w:t>與個人化推薦等完整的輔助機制。</w:t>
+      <w:r>
+        <w:rPr>
+          <w:rFonts w:hint="eastAsia"/>
+        </w:rPr>
+        <w:t>本質上為社群論壇，儘管設有二手買賣版供使用者交流，但因非專屬之交易平台，其功能過於精簡，僅提供即時聊天，缺乏圖書精準分類、即時線上付款與個人化推薦等完整的輔助機制。</w:t>
       </w:r>
     </w:p>
     <w:p>
@@ -10747,21 +10373,7 @@
         <w:rPr>
           <w:rFonts w:hint="eastAsia"/>
         </w:rPr>
-        <w:t>想</w:t>
-      </w:r>
-      <w:proofErr w:type="gramStart"/>
-      <w:r>
-        <w:rPr>
-          <w:rFonts w:hint="eastAsia"/>
-        </w:rPr>
-        <w:t>清空但懶得</w:t>
-      </w:r>
-      <w:proofErr w:type="gramEnd"/>
-      <w:r>
-        <w:rPr>
-          <w:rFonts w:hint="eastAsia"/>
-        </w:rPr>
-        <w:t>處理」為最大困擾，其次為寄送流程繁瑣（</w:t>
+        <w:t>想清空但懶得處理」為最大困擾，其次為寄送流程繁瑣（</w:t>
       </w:r>
       <w:r>
         <w:rPr>
@@ -10816,7 +10428,7 @@
           <w:color w:val="EE0000"/>
         </w:rPr>
         <w:drawing>
-          <wp:inline distT="0" distB="0" distL="0" distR="0" wp14:anchorId="611E101F" wp14:editId="3A035050">
+          <wp:inline distT="0" distB="0" distL="0" distR="0" wp14:anchorId="611E101F" wp14:editId="4801982D">
             <wp:extent cx="5596344" cy="1891636"/>
             <wp:effectExtent l="19050" t="19050" r="23495" b="13970"/>
             <wp:docPr id="1246348825" name="圖片 4"/>
@@ -11024,21 +10636,7 @@
         <w:rPr>
           <w:rFonts w:hint="eastAsia"/>
         </w:rPr>
-        <w:t>可見，面交方式中以「交易安全，擔心遇到</w:t>
-      </w:r>
-      <w:proofErr w:type="gramStart"/>
-      <w:r>
-        <w:rPr>
-          <w:rFonts w:hint="eastAsia"/>
-        </w:rPr>
-        <w:t>放烏或</w:t>
-      </w:r>
-      <w:proofErr w:type="gramEnd"/>
-      <w:r>
-        <w:rPr>
-          <w:rFonts w:hint="eastAsia"/>
-        </w:rPr>
-        <w:t>詐騙」最受關注（</w:t>
+        <w:t>可見，面交方式中以「交易安全，擔心遇到放烏或詐騙」最受關注（</w:t>
       </w:r>
       <w:r>
         <w:rPr>
@@ -11050,21 +10648,7 @@
         <w:rPr>
           <w:rFonts w:hint="eastAsia"/>
         </w:rPr>
-        <w:t>），其次為「面交時間較</w:t>
-      </w:r>
-      <w:proofErr w:type="gramStart"/>
-      <w:r>
-        <w:rPr>
-          <w:rFonts w:hint="eastAsia"/>
-        </w:rPr>
-        <w:t>難喬攏</w:t>
-      </w:r>
-      <w:proofErr w:type="gramEnd"/>
-      <w:r>
-        <w:rPr>
-          <w:rFonts w:hint="eastAsia"/>
-        </w:rPr>
-        <w:t>」（</w:t>
+        <w:t>），其次為「面交時間較難喬攏」（</w:t>
       </w:r>
       <w:r>
         <w:rPr>
@@ -11112,21 +10696,7 @@
         <w:rPr>
           <w:rFonts w:hint="eastAsia"/>
         </w:rPr>
-        <w:t>），其次為「</w:t>
-      </w:r>
-      <w:proofErr w:type="gramStart"/>
-      <w:r>
-        <w:rPr>
-          <w:rFonts w:hint="eastAsia"/>
-        </w:rPr>
-        <w:t>取寄貨</w:t>
-      </w:r>
-      <w:proofErr w:type="gramEnd"/>
-      <w:r>
-        <w:rPr>
-          <w:rFonts w:hint="eastAsia"/>
-        </w:rPr>
-        <w:t>加上物流運送時間不固定」（</w:t>
+        <w:t>），其次為「取寄貨加上物流運送時間不固定」（</w:t>
       </w:r>
       <w:r>
         <w:rPr>
@@ -11157,7 +10727,7 @@
           <w:color w:val="EE0000"/>
         </w:rPr>
         <w:drawing>
-          <wp:inline distT="0" distB="0" distL="0" distR="0" wp14:anchorId="5214411C" wp14:editId="33AAC98F">
+          <wp:inline distT="0" distB="0" distL="0" distR="0" wp14:anchorId="5214411C" wp14:editId="6A4DDC19">
             <wp:extent cx="5578806" cy="1925756"/>
             <wp:effectExtent l="19050" t="19050" r="22225" b="17780"/>
             <wp:docPr id="214552384" name="圖片 5"/>
@@ -11609,21 +11179,7 @@
         <w:rPr>
           <w:rFonts w:hint="eastAsia"/>
         </w:rPr>
-        <w:t>）及「到</w:t>
-      </w:r>
-      <w:proofErr w:type="gramStart"/>
-      <w:r>
-        <w:rPr>
-          <w:rFonts w:hint="eastAsia"/>
-        </w:rPr>
-        <w:t>府收書</w:t>
-      </w:r>
-      <w:proofErr w:type="gramEnd"/>
-      <w:r>
-        <w:rPr>
-          <w:rFonts w:hint="eastAsia"/>
-        </w:rPr>
-        <w:t>」（</w:t>
+        <w:t>）及「到府收書」（</w:t>
       </w:r>
       <w:r>
         <w:rPr>
@@ -11761,7 +11317,7 @@
           <w:noProof/>
         </w:rPr>
         <w:drawing>
-          <wp:inline distT="0" distB="0" distL="0" distR="0" wp14:anchorId="68960B63" wp14:editId="2D5F14B9">
+          <wp:inline distT="0" distB="0" distL="0" distR="0" wp14:anchorId="68960B63" wp14:editId="202298D5">
             <wp:extent cx="5794896" cy="2055809"/>
             <wp:effectExtent l="19050" t="19050" r="15875" b="20955"/>
             <wp:docPr id="659161396" name="圖片 9"/>
@@ -11961,7 +11517,7 @@
           <w:noProof/>
         </w:rPr>
         <w:drawing>
-          <wp:inline distT="0" distB="0" distL="0" distR="0" wp14:anchorId="6C1EFDA4" wp14:editId="4B87A202">
+          <wp:inline distT="0" distB="0" distL="0" distR="0" wp14:anchorId="6C1EFDA4" wp14:editId="7A36B74A">
             <wp:extent cx="5794375" cy="2051501"/>
             <wp:effectExtent l="19050" t="19050" r="15875" b="25400"/>
             <wp:docPr id="278636936" name="圖片 11"/>
@@ -12153,7 +11709,6 @@
         <w:spacing w:before="120"/>
         <w:ind w:firstLine="560"/>
       </w:pPr>
-      <w:proofErr w:type="gramStart"/>
       <w:r>
         <w:rPr>
           <w:rFonts w:hint="eastAsia"/>
@@ -12161,7 +11716,6 @@
         <w:lastRenderedPageBreak/>
         <w:t>此外，</w:t>
       </w:r>
-      <w:proofErr w:type="gramEnd"/>
       <w:r>
         <w:rPr>
           <w:rFonts w:hint="eastAsia"/>
@@ -12232,55 +11786,13 @@
         <w:rPr>
           <w:rFonts w:hint="eastAsia"/>
         </w:rPr>
-        <w:t>提供「</w:t>
-      </w:r>
-      <w:proofErr w:type="gramStart"/>
-      <w:r>
-        <w:rPr>
-          <w:rFonts w:hint="eastAsia"/>
-        </w:rPr>
-        <w:t>線上查看</w:t>
-      </w:r>
-      <w:proofErr w:type="gramEnd"/>
-      <w:r>
-        <w:rPr>
-          <w:rFonts w:hint="eastAsia"/>
-        </w:rPr>
-        <w:t>實體書</w:t>
-      </w:r>
-      <w:proofErr w:type="gramStart"/>
-      <w:r>
-        <w:rPr>
-          <w:rFonts w:hint="eastAsia"/>
-        </w:rPr>
-        <w:t>況</w:t>
-      </w:r>
-      <w:proofErr w:type="gramEnd"/>
-      <w:r>
-        <w:rPr>
-          <w:rFonts w:hint="eastAsia"/>
-        </w:rPr>
-        <w:t>照片」功能對購買意願具有正面幫助</w:t>
-      </w:r>
-      <w:r>
-        <w:rPr>
-          <w:rFonts w:hint="eastAsia"/>
-        </w:rPr>
-        <w:t>，進一步確認了本系統在書</w:t>
-      </w:r>
-      <w:proofErr w:type="gramStart"/>
-      <w:r>
-        <w:rPr>
-          <w:rFonts w:hint="eastAsia"/>
-        </w:rPr>
-        <w:t>況</w:t>
-      </w:r>
-      <w:proofErr w:type="gramEnd"/>
-      <w:r>
-        <w:rPr>
-          <w:rFonts w:hint="eastAsia"/>
-        </w:rPr>
-        <w:t>透明化設計上的必要性。</w:t>
+        <w:t>提供「線上查看實體書況照片」功能對購買意願具有正面幫助</w:t>
+      </w:r>
+      <w:r>
+        <w:rPr>
+          <w:rFonts w:hint="eastAsia"/>
+        </w:rPr>
+        <w:t>，進一步確認了本系統在書況透明化設計上的必要性。</w:t>
       </w:r>
     </w:p>
     <w:p>
@@ -12486,49 +11998,7 @@
         <w:rPr>
           <w:rFonts w:hint="eastAsia"/>
         </w:rPr>
-        <w:t>綜合問卷結果</w:t>
-      </w:r>
-      <w:proofErr w:type="gramStart"/>
-      <w:r>
-        <w:rPr>
-          <w:rFonts w:hint="eastAsia"/>
-        </w:rPr>
-        <w:t>與競品分析</w:t>
-      </w:r>
-      <w:proofErr w:type="gramEnd"/>
-      <w:r>
-        <w:rPr>
-          <w:rFonts w:hint="eastAsia"/>
-        </w:rPr>
-        <w:t>，現有交易管道缺乏專屬整合平台、面交與寄送流程的</w:t>
-      </w:r>
-      <w:proofErr w:type="gramStart"/>
-      <w:r>
-        <w:rPr>
-          <w:rFonts w:hint="eastAsia"/>
-        </w:rPr>
-        <w:t>不</w:t>
-      </w:r>
-      <w:proofErr w:type="gramEnd"/>
-      <w:r>
-        <w:rPr>
-          <w:rFonts w:hint="eastAsia"/>
-        </w:rPr>
-        <w:t>便是阻礙交易的主要障礙，而使用者對實體儲物櫃方案、自助化操作及書</w:t>
-      </w:r>
-      <w:proofErr w:type="gramStart"/>
-      <w:r>
-        <w:rPr>
-          <w:rFonts w:hint="eastAsia"/>
-        </w:rPr>
-        <w:t>況</w:t>
-      </w:r>
-      <w:proofErr w:type="gramEnd"/>
-      <w:r>
-        <w:rPr>
-          <w:rFonts w:hint="eastAsia"/>
-        </w:rPr>
-        <w:t>透明度展現出高度期待，這些發現為本系統之功能規劃與設計方向提供了明確的依據。</w:t>
+        <w:t>綜合問卷結果與競品分析，現有交易管道缺乏專屬整合平台、面交與寄送流程的不便是阻礙交易的主要障礙，而使用者對實體儲物櫃方案、自助化操作及書況透明度展現出高度期待，這些發現為本系統之功能規劃與設計方向提供了明確的依據。</w:t>
       </w:r>
     </w:p>
     <w:p>
@@ -12602,35 +12072,7 @@
         <w:rPr>
           <w:rFonts w:hint="eastAsia"/>
         </w:rPr>
-        <w:t>保障交易安全：運用</w:t>
-      </w:r>
-      <w:proofErr w:type="gramStart"/>
-      <w:r>
-        <w:rPr>
-          <w:rFonts w:hint="eastAsia"/>
-        </w:rPr>
-        <w:t>區塊鏈智慧</w:t>
-      </w:r>
-      <w:proofErr w:type="gramEnd"/>
-      <w:r>
-        <w:rPr>
-          <w:rFonts w:hint="eastAsia"/>
-        </w:rPr>
-        <w:t>合約進行</w:t>
-      </w:r>
-      <w:proofErr w:type="gramStart"/>
-      <w:r>
-        <w:rPr>
-          <w:rFonts w:hint="eastAsia"/>
-        </w:rPr>
-        <w:t>代幣化金流</w:t>
-      </w:r>
-      <w:proofErr w:type="gramEnd"/>
-      <w:r>
-        <w:rPr>
-          <w:rFonts w:hint="eastAsia"/>
-        </w:rPr>
-        <w:t>託管，確保資金安全與交易透明，建立使用者信任基礎。</w:t>
+        <w:t>保障交易安全：運用區塊鏈智慧合約進行代幣化金流託管，確保資金安全與交易透明，建立使用者信任基礎。</w:t>
       </w:r>
     </w:p>
     <w:p>
@@ -12687,21 +12129,7 @@
         <w:rPr>
           <w:rFonts w:hint="eastAsia"/>
         </w:rPr>
-        <w:t>促進資源循環：透過平台運作，使閒置書籍得以高效</w:t>
-      </w:r>
-      <w:proofErr w:type="gramStart"/>
-      <w:r>
-        <w:rPr>
-          <w:rFonts w:hint="eastAsia"/>
-        </w:rPr>
-        <w:t>媒</w:t>
-      </w:r>
-      <w:proofErr w:type="gramEnd"/>
-      <w:r>
-        <w:rPr>
-          <w:rFonts w:hint="eastAsia"/>
-        </w:rPr>
-        <w:t>合流通，推動校園永續發展的生態目標。</w:t>
+        <w:t>促進資源循環：透過平台運作，使閒置書籍得以高效媒合流通，推動校園永續發展的生態目標。</w:t>
       </w:r>
     </w:p>
     <w:p>
@@ -12740,35 +12168,7 @@
         <w:rPr>
           <w:rFonts w:hint="eastAsia"/>
         </w:rPr>
-        <w:t>條碼掃描技術，實現二手書籍的快速上架，大幅簡化賣方的操作流程。在交易機制方面，系統導入</w:t>
-      </w:r>
-      <w:proofErr w:type="gramStart"/>
-      <w:r>
-        <w:rPr>
-          <w:rFonts w:hint="eastAsia"/>
-        </w:rPr>
-        <w:t>區塊鏈智慧</w:t>
-      </w:r>
-      <w:proofErr w:type="gramEnd"/>
-      <w:r>
-        <w:rPr>
-          <w:rFonts w:hint="eastAsia"/>
-        </w:rPr>
-        <w:t>合約技術，建構創新的代幣化交易模式，以確保買賣雙方的資金安全與交易資訊的高度透明。</w:t>
-      </w:r>
-      <w:proofErr w:type="gramStart"/>
-      <w:r>
-        <w:rPr>
-          <w:rFonts w:hint="eastAsia"/>
-        </w:rPr>
-        <w:t>此外，</w:t>
-      </w:r>
-      <w:proofErr w:type="gramEnd"/>
-      <w:r>
-        <w:rPr>
-          <w:rFonts w:hint="eastAsia"/>
-        </w:rPr>
-        <w:t>我們結合</w:t>
+        <w:t>條碼掃描技術，實現二手書籍的快速上架，大幅簡化賣方的操作流程。在交易機制方面，系統導入區塊鏈智慧合約技術，建構創新的代幣化交易模式，以確保買賣雙方的資金安全與交易資訊的高度透明。此外，我們結合</w:t>
       </w:r>
       <w:r>
         <w:rPr>
@@ -12780,21 +12180,7 @@
         <w:rPr>
           <w:rFonts w:hint="eastAsia"/>
         </w:rPr>
-        <w:t>列印</w:t>
-      </w:r>
-      <w:proofErr w:type="gramStart"/>
-      <w:r>
-        <w:rPr>
-          <w:rFonts w:hint="eastAsia"/>
-        </w:rPr>
-        <w:t>與物聯網</w:t>
-      </w:r>
-      <w:proofErr w:type="gramEnd"/>
-      <w:r>
-        <w:rPr>
-          <w:rFonts w:hint="eastAsia"/>
-        </w:rPr>
-        <w:t>（</w:t>
+        <w:t>列印與物聯網（</w:t>
       </w:r>
       <w:r>
         <w:rPr>
@@ -12818,21 +12204,7 @@
         <w:rPr>
           <w:rFonts w:hint="eastAsia"/>
         </w:rPr>
-        <w:t>小時全天候的非同步取貨服務，有效突破傳統面交的時空限制。最後，透過會員等級制度的設計，不僅能賦予使用者專屬的</w:t>
-      </w:r>
-      <w:proofErr w:type="gramStart"/>
-      <w:r>
-        <w:rPr>
-          <w:rFonts w:hint="eastAsia"/>
-        </w:rPr>
-        <w:t>尊榮感</w:t>
-      </w:r>
-      <w:proofErr w:type="gramEnd"/>
-      <w:r>
-        <w:rPr>
-          <w:rFonts w:hint="eastAsia"/>
-        </w:rPr>
-        <w:t>，更能有效提升平台黏著度。</w:t>
+        <w:t>小時全天候的非同步取貨服務，有效突破傳統面交的時空限制。最後，透過會員等級制度的設計，不僅能賦予使用者專屬的尊榮感，更能有效提升平台黏著度。</w:t>
       </w:r>
     </w:p>
     <w:p>
@@ -13100,21 +12472,7 @@
         <w:rPr>
           <w:rFonts w:hint="eastAsia"/>
         </w:rPr>
-        <w:t>開發</w:t>
-      </w:r>
-      <w:proofErr w:type="gramStart"/>
-      <w:r>
-        <w:rPr>
-          <w:rFonts w:hint="eastAsia"/>
-        </w:rPr>
-        <w:t>與調試</w:t>
-      </w:r>
-      <w:proofErr w:type="gramEnd"/>
-      <w:r>
-        <w:rPr>
-          <w:rFonts w:hint="eastAsia"/>
-        </w:rPr>
-        <w:t>：利用</w:t>
+        <w:t>開發與調試：利用</w:t>
       </w:r>
       <w:r>
         <w:rPr>
@@ -13150,21 +12508,7 @@
         <w:rPr>
           <w:rFonts w:hint="eastAsia"/>
         </w:rPr>
-        <w:t>進行介面測試，確保後端邏輯的正確性與</w:t>
-      </w:r>
-      <w:proofErr w:type="gramStart"/>
-      <w:r>
-        <w:rPr>
-          <w:rFonts w:hint="eastAsia"/>
-        </w:rPr>
-        <w:t>介</w:t>
-      </w:r>
-      <w:proofErr w:type="gramEnd"/>
-      <w:r>
-        <w:rPr>
-          <w:rFonts w:hint="eastAsia"/>
-        </w:rPr>
-        <w:t>接便利性。</w:t>
+        <w:t>進行介面測試，確保後端邏輯的正確性與介接便利性。</w:t>
       </w:r>
     </w:p>
     <w:p>
@@ -13176,19 +12520,11 @@
         </w:numPr>
         <w:ind w:left="964" w:hanging="482"/>
       </w:pPr>
-      <w:proofErr w:type="gramStart"/>
-      <w:r>
-        <w:rPr>
-          <w:rFonts w:hint="eastAsia"/>
-        </w:rPr>
-        <w:t>物聯網</w:t>
-      </w:r>
-      <w:proofErr w:type="gramEnd"/>
-      <w:r>
-        <w:rPr>
-          <w:rFonts w:hint="eastAsia"/>
-        </w:rPr>
-        <w:t>與硬體整合：</w:t>
+      <w:r>
+        <w:rPr>
+          <w:rFonts w:hint="eastAsia"/>
+        </w:rPr>
+        <w:t>物聯網與硬體整合：</w:t>
       </w:r>
       <w:r>
         <w:rPr>
@@ -13218,21 +12554,7 @@
         <w:rPr>
           <w:rFonts w:hint="eastAsia"/>
         </w:rPr>
-        <w:t>機械建模，確保各零組件之公差配合，具備高度客製化與低成本模組化優勢。結合微控制器與雲端後台技術，實現</w:t>
-      </w:r>
-      <w:proofErr w:type="gramStart"/>
-      <w:r>
-        <w:rPr>
-          <w:rFonts w:hint="eastAsia"/>
-        </w:rPr>
-        <w:t>掃碼開</w:t>
-      </w:r>
-      <w:proofErr w:type="gramEnd"/>
-      <w:r>
-        <w:rPr>
-          <w:rFonts w:hint="eastAsia"/>
-        </w:rPr>
-        <w:t>櫃與存取偵測等自動化功能。</w:t>
+        <w:t>機械建模，確保各零組件之公差配合，具備高度客製化與低成本模組化優勢。結合微控制器與雲端後台技術，實現掃碼開櫃與存取偵測等自動化功能。</w:t>
       </w:r>
     </w:p>
     <w:p>
@@ -13244,19 +12566,11 @@
         </w:numPr>
         <w:ind w:left="964" w:hanging="482"/>
       </w:pPr>
-      <w:proofErr w:type="gramStart"/>
-      <w:r>
-        <w:rPr>
-          <w:rFonts w:hint="eastAsia"/>
-        </w:rPr>
-        <w:t>區塊鏈智慧</w:t>
-      </w:r>
-      <w:proofErr w:type="gramEnd"/>
-      <w:r>
-        <w:rPr>
-          <w:rFonts w:hint="eastAsia"/>
-        </w:rPr>
-        <w:t>合約：</w:t>
+      <w:r>
+        <w:rPr>
+          <w:rFonts w:hint="eastAsia"/>
+        </w:rPr>
+        <w:t>區塊鏈智慧合約：</w:t>
       </w:r>
       <w:r>
         <w:rPr>
@@ -13306,21 +12620,7 @@
         <w:rPr>
           <w:rFonts w:hint="eastAsia"/>
         </w:rPr>
-        <w:t>現有痛點顯著智慧書櫃吸引力：問卷指出，若在學校或捷運站設置智慧書櫃，其即時</w:t>
-      </w:r>
-      <w:proofErr w:type="gramStart"/>
-      <w:r>
-        <w:rPr>
-          <w:rFonts w:hint="eastAsia"/>
-        </w:rPr>
-        <w:t>入帳</w:t>
-      </w:r>
-      <w:proofErr w:type="gramEnd"/>
-      <w:r>
-        <w:rPr>
-          <w:rFonts w:hint="eastAsia"/>
-        </w:rPr>
-        <w:t>、</w:t>
+        <w:t>現有痛點顯著智慧書櫃吸引力：問卷指出，若在學校或捷運站設置智慧書櫃，其即時入帳、</w:t>
       </w:r>
       <w:r>
         <w:rPr>
@@ -13332,21 +12632,7 @@
         <w:rPr>
           <w:rFonts w:hint="eastAsia"/>
         </w:rPr>
-        <w:t>小時取款、取貨</w:t>
-      </w:r>
-      <w:proofErr w:type="gramStart"/>
-      <w:r>
-        <w:rPr>
-          <w:rFonts w:hint="eastAsia"/>
-        </w:rPr>
-        <w:t>以及免手打</w:t>
-      </w:r>
-      <w:proofErr w:type="gramEnd"/>
-      <w:r>
-        <w:rPr>
-          <w:rFonts w:hint="eastAsia"/>
-        </w:rPr>
-        <w:t>資料等功能對於轉移現有使用者具備極大吸引力。</w:t>
+        <w:t>小時取款、取貨以及免手打資料等功能對於轉移現有使用者具備極大吸引力。</w:t>
       </w:r>
     </w:p>
     <w:p>
@@ -13480,35 +12766,7 @@
         <w:rPr>
           <w:rFonts w:hint="eastAsia"/>
         </w:rPr>
-        <w:t>提供「</w:t>
-      </w:r>
-      <w:proofErr w:type="gramStart"/>
-      <w:r>
-        <w:rPr>
-          <w:rFonts w:hint="eastAsia"/>
-        </w:rPr>
-        <w:t>線上查看</w:t>
-      </w:r>
-      <w:proofErr w:type="gramEnd"/>
-      <w:r>
-        <w:rPr>
-          <w:rFonts w:hint="eastAsia"/>
-        </w:rPr>
-        <w:t>實體書</w:t>
-      </w:r>
-      <w:proofErr w:type="gramStart"/>
-      <w:r>
-        <w:rPr>
-          <w:rFonts w:hint="eastAsia"/>
-        </w:rPr>
-        <w:t>況</w:t>
-      </w:r>
-      <w:proofErr w:type="gramEnd"/>
-      <w:r>
-        <w:rPr>
-          <w:rFonts w:hint="eastAsia"/>
-        </w:rPr>
-        <w:t>照片」功能，調查顯示此功能可顯著增加購買意願。</w:t>
+        <w:t>提供「線上查看實體書況照片」功能，調查顯示此功能可顯著增加購買意願。</w:t>
       </w:r>
     </w:p>
     <w:p>
@@ -13644,19 +12902,11 @@
         </w:numPr>
         <w:ind w:left="964" w:hanging="482"/>
       </w:pPr>
-      <w:proofErr w:type="gramStart"/>
-      <w:r>
-        <w:rPr>
-          <w:rFonts w:hint="eastAsia"/>
-        </w:rPr>
-        <w:t>個</w:t>
-      </w:r>
-      <w:proofErr w:type="gramEnd"/>
-      <w:r>
-        <w:rPr>
-          <w:rFonts w:hint="eastAsia"/>
-        </w:rPr>
-        <w:t>資保護與隱私機制：《個人資料保護法》第</w:t>
+      <w:r>
+        <w:rPr>
+          <w:rFonts w:hint="eastAsia"/>
+        </w:rPr>
+        <w:t>個資保護與隱私機制：《個人資料保護法》第</w:t>
       </w:r>
       <w:r>
         <w:rPr>
@@ -13692,21 +12942,7 @@
         <w:rPr>
           <w:rFonts w:hint="eastAsia"/>
         </w:rPr>
-        <w:t>條（安全維護義務）。系統採取分層儲存策略，</w:t>
-      </w:r>
-      <w:proofErr w:type="gramStart"/>
-      <w:r>
-        <w:rPr>
-          <w:rFonts w:hint="eastAsia"/>
-        </w:rPr>
-        <w:t>區塊鏈上</w:t>
-      </w:r>
-      <w:proofErr w:type="gramEnd"/>
-      <w:r>
-        <w:rPr>
-          <w:rFonts w:hint="eastAsia"/>
-        </w:rPr>
-        <w:t>僅儲存交易雜湊值（</w:t>
+        <w:t>條（安全維護義務）。系統採取分層儲存策略，區塊鏈上僅儲存交易雜湊值（</w:t>
       </w:r>
       <w:r>
         <w:rPr>
@@ -13718,21 +12954,7 @@
         <w:rPr>
           <w:rFonts w:hint="eastAsia"/>
         </w:rPr>
-        <w:t>）與合約邏輯，使用者敏感</w:t>
-      </w:r>
-      <w:proofErr w:type="gramStart"/>
-      <w:r>
-        <w:rPr>
-          <w:rFonts w:hint="eastAsia"/>
-        </w:rPr>
-        <w:t>個</w:t>
-      </w:r>
-      <w:proofErr w:type="gramEnd"/>
-      <w:r>
-        <w:rPr>
-          <w:rFonts w:hint="eastAsia"/>
-        </w:rPr>
-        <w:t>資則儲存在符合加密規範之中心化資料庫中，符合《個資法》對資料最小化之要求。</w:t>
+        <w:t>）與合約邏輯，使用者敏感個資則儲存在符合加密規範之中心化資料庫中，符合《個資法》對資料最小化之要求。</w:t>
       </w:r>
     </w:p>
     <w:p>
@@ -13748,21 +12970,7 @@
         <w:rPr>
           <w:rFonts w:hint="eastAsia"/>
         </w:rPr>
-        <w:t>金流託管合</w:t>
-      </w:r>
-      <w:proofErr w:type="gramStart"/>
-      <w:r>
-        <w:rPr>
-          <w:rFonts w:hint="eastAsia"/>
-        </w:rPr>
-        <w:t>規</w:t>
-      </w:r>
-      <w:proofErr w:type="gramEnd"/>
-      <w:r>
-        <w:rPr>
-          <w:rFonts w:hint="eastAsia"/>
-        </w:rPr>
-        <w:t>化：《電子支付機構管理條例》第</w:t>
+        <w:t>金流託管合規化：《電子支付機構管理條例》第</w:t>
       </w:r>
       <w:r>
         <w:rPr>
@@ -13814,21 +13022,7 @@
         <w:rPr>
           <w:rFonts w:hint="eastAsia"/>
         </w:rPr>
-        <w:t>條（物之瑕疵擔保責任）。於智慧合約中設計「爭議凍結期」，若買家發現書</w:t>
-      </w:r>
-      <w:proofErr w:type="gramStart"/>
-      <w:r>
-        <w:rPr>
-          <w:rFonts w:hint="eastAsia"/>
-        </w:rPr>
-        <w:t>況</w:t>
-      </w:r>
-      <w:proofErr w:type="gramEnd"/>
-      <w:r>
-        <w:rPr>
-          <w:rFonts w:hint="eastAsia"/>
-        </w:rPr>
-        <w:t>與照片嚴重不符，可申請凍結款項，並由系統平台介入調解，保障消費者權益。</w:t>
+        <w:t>條（物之瑕疵擔保責任）。於智慧合約中設計「爭議凍結期」，若買家發現書況與照片嚴重不符，可申請凍結款項，並由系統平台介入調解，保障消費者權益。</w:t>
       </w:r>
     </w:p>
     <w:p>
@@ -14074,21 +13268,12 @@
                 <w:sz w:val="28"/>
               </w:rPr>
             </w:pPr>
-            <w:proofErr w:type="gramStart"/>
-            <w:r>
-              <w:rPr>
-                <w:rFonts w:ascii="Times New Roman" w:eastAsia="標楷體" w:hAnsi="Times New Roman" w:hint="eastAsia"/>
-                <w:sz w:val="28"/>
-              </w:rPr>
-              <w:t>區塊鏈設施</w:t>
-            </w:r>
-            <w:proofErr w:type="gramEnd"/>
-            <w:r>
-              <w:rPr>
-                <w:rFonts w:ascii="Times New Roman" w:eastAsia="標楷體" w:hAnsi="Times New Roman" w:hint="eastAsia"/>
-                <w:sz w:val="28"/>
-              </w:rPr>
-              <w:t>服務商</w:t>
+            <w:r>
+              <w:rPr>
+                <w:rFonts w:ascii="Times New Roman" w:eastAsia="標楷體" w:hAnsi="Times New Roman" w:hint="eastAsia"/>
+                <w:sz w:val="28"/>
+              </w:rPr>
+              <w:t>區塊鏈設施服務商</w:t>
             </w:r>
           </w:p>
           <w:p>
@@ -14286,23 +13471,7 @@
                 <w:rFonts w:ascii="Times New Roman" w:eastAsia="標楷體" w:hAnsi="Times New Roman" w:hint="eastAsia"/>
                 <w:sz w:val="28"/>
               </w:rPr>
-              <w:t>信任保障：</w:t>
-            </w:r>
-            <w:proofErr w:type="gramStart"/>
-            <w:r>
-              <w:rPr>
-                <w:rFonts w:ascii="Times New Roman" w:eastAsia="標楷體" w:hAnsi="Times New Roman" w:hint="eastAsia"/>
-                <w:sz w:val="28"/>
-              </w:rPr>
-              <w:t>區塊鏈智慧</w:t>
-            </w:r>
-            <w:proofErr w:type="gramEnd"/>
-            <w:r>
-              <w:rPr>
-                <w:rFonts w:ascii="Times New Roman" w:eastAsia="標楷體" w:hAnsi="Times New Roman" w:hint="eastAsia"/>
-                <w:sz w:val="28"/>
-              </w:rPr>
-              <w:t>合約託管</w:t>
+              <w:t>信任保障：區塊鏈智慧合約託管</w:t>
             </w:r>
           </w:p>
           <w:p>
@@ -14710,17 +13879,8 @@
                 <w:rFonts w:ascii="Times New Roman" w:eastAsia="標楷體" w:hAnsi="Times New Roman" w:hint="eastAsia"/>
                 <w:sz w:val="28"/>
               </w:rPr>
-              <w:t>校園</w:t>
-            </w:r>
-            <w:proofErr w:type="gramStart"/>
-            <w:r>
-              <w:rPr>
-                <w:rFonts w:ascii="Times New Roman" w:eastAsia="標楷體" w:hAnsi="Times New Roman" w:hint="eastAsia"/>
-                <w:sz w:val="28"/>
-              </w:rPr>
-              <w:t>捷運等場域</w:t>
-            </w:r>
-            <w:proofErr w:type="gramEnd"/>
+              <w:t>校園捷運等場域</w:t>
+            </w:r>
           </w:p>
           <w:p>
             <w:pPr>
@@ -14848,21 +14008,12 @@
                 <w:sz w:val="28"/>
               </w:rPr>
             </w:pPr>
-            <w:proofErr w:type="gramStart"/>
-            <w:r>
-              <w:rPr>
-                <w:rFonts w:ascii="Times New Roman" w:eastAsia="標楷體" w:hAnsi="Times New Roman" w:hint="eastAsia"/>
-                <w:sz w:val="28"/>
-              </w:rPr>
-              <w:t>區塊鏈交易</w:t>
-            </w:r>
-            <w:proofErr w:type="gramEnd"/>
-            <w:r>
-              <w:rPr>
-                <w:rFonts w:ascii="Times New Roman" w:eastAsia="標楷體" w:hAnsi="Times New Roman" w:hint="eastAsia"/>
-                <w:sz w:val="28"/>
-              </w:rPr>
-              <w:t>手續費</w:t>
+            <w:r>
+              <w:rPr>
+                <w:rFonts w:ascii="Times New Roman" w:eastAsia="標楷體" w:hAnsi="Times New Roman" w:hint="eastAsia"/>
+                <w:sz w:val="28"/>
+              </w:rPr>
+              <w:t>區塊鏈交易手續費</w:t>
             </w:r>
           </w:p>
           <w:p>
@@ -15066,21 +14217,7 @@
         <w:rPr>
           <w:rFonts w:hint="eastAsia"/>
         </w:rPr>
-        <w:t>分析，本系統之目標族群為「欲買賣二手書籍，卻苦於面交時間難以配合或對交易安全性存疑」的交易者，系統以</w:t>
-      </w:r>
-      <w:proofErr w:type="gramStart"/>
-      <w:r>
-        <w:rPr>
-          <w:rFonts w:hint="eastAsia"/>
-        </w:rPr>
-        <w:t>區塊鏈智慧</w:t>
-      </w:r>
-      <w:proofErr w:type="gramEnd"/>
-      <w:r>
-        <w:rPr>
-          <w:rFonts w:hint="eastAsia"/>
-        </w:rPr>
-        <w:t>合約託管與智慧書櫃實物驗證為核心，透過自動化流程解決傳統面交的痛點。</w:t>
+        <w:t>分析，本系統之目標族群為「欲買賣二手書籍，卻苦於面交時間難以配合或對交易安全性存疑」的交易者，系統以區塊鏈智慧合約託管與智慧書櫃實物驗證為核心，透過自動化流程解決傳統面交的痛點。</w:t>
       </w:r>
     </w:p>
     <w:p>
@@ -15093,49 +14230,7 @@
         <w:rPr>
           <w:rFonts w:hint="eastAsia"/>
         </w:rPr>
-        <w:t>本系統透過</w:t>
-      </w:r>
-      <w:proofErr w:type="gramStart"/>
-      <w:r>
-        <w:rPr>
-          <w:rFonts w:hint="eastAsia"/>
-        </w:rPr>
-        <w:t>區塊鏈技術</w:t>
-      </w:r>
-      <w:proofErr w:type="gramEnd"/>
-      <w:r>
-        <w:rPr>
-          <w:rFonts w:hint="eastAsia"/>
-        </w:rPr>
-        <w:t>建立自動化金流託管，結合實體智慧書櫃的存取機制，確保款項在買家成功取貨並確認訂單後才進行金流撥款處理，徹底解決交易詐騙風險與</w:t>
-      </w:r>
-      <w:proofErr w:type="gramStart"/>
-      <w:r>
-        <w:rPr>
-          <w:rFonts w:hint="eastAsia"/>
-        </w:rPr>
-        <w:t>個</w:t>
-      </w:r>
-      <w:proofErr w:type="gramEnd"/>
-      <w:r>
-        <w:rPr>
-          <w:rFonts w:hint="eastAsia"/>
-        </w:rPr>
-        <w:t>資外</w:t>
-      </w:r>
-      <w:proofErr w:type="gramStart"/>
-      <w:r>
-        <w:rPr>
-          <w:rFonts w:hint="eastAsia"/>
-        </w:rPr>
-        <w:t>洩</w:t>
-      </w:r>
-      <w:proofErr w:type="gramEnd"/>
-      <w:r>
-        <w:rPr>
-          <w:rFonts w:hint="eastAsia"/>
-        </w:rPr>
-        <w:t>隱憂。平台不僅提供便利的</w:t>
+        <w:t>本系統透過區塊鏈技術建立自動化金流託管，結合實體智慧書櫃的存取機制，確保款項在買家成功取貨並確認訂單後才進行金流撥款處理，徹底解決交易詐騙風險與個資外洩隱憂。平台不僅提供便利的</w:t>
       </w:r>
       <w:r>
         <w:rPr>
@@ -15147,21 +14242,7 @@
         <w:rPr>
           <w:rFonts w:hint="eastAsia"/>
         </w:rPr>
-        <w:t>小時自助取件服務，更</w:t>
-      </w:r>
-      <w:proofErr w:type="gramStart"/>
-      <w:r>
-        <w:rPr>
-          <w:rFonts w:hint="eastAsia"/>
-        </w:rPr>
-        <w:t>透過物聯網</w:t>
-      </w:r>
-      <w:proofErr w:type="gramEnd"/>
-      <w:r>
-        <w:rPr>
-          <w:rFonts w:hint="eastAsia"/>
-        </w:rPr>
-        <w:t>（</w:t>
+        <w:t>小時自助取件服務，更透過物聯網（</w:t>
       </w:r>
       <w:r>
         <w:rPr>
@@ -15237,21 +14318,7 @@
         <w:rPr>
           <w:rFonts w:hint="eastAsia"/>
         </w:rPr>
-        <w:t>身份區隔：區分為欲降低書費負擔的學生，以及重視交易效率與書</w:t>
-      </w:r>
-      <w:proofErr w:type="gramStart"/>
-      <w:r>
-        <w:rPr>
-          <w:rFonts w:hint="eastAsia"/>
-        </w:rPr>
-        <w:t>況</w:t>
-      </w:r>
-      <w:proofErr w:type="gramEnd"/>
-      <w:r>
-        <w:rPr>
-          <w:rFonts w:hint="eastAsia"/>
-        </w:rPr>
-        <w:t>的買賣書族群。</w:t>
+        <w:t>身份區隔：區分為欲降低書費負擔的學生，以及重視交易效率與書況的買賣書族群。</w:t>
       </w:r>
     </w:p>
     <w:p>
@@ -15279,21 +14346,7 @@
         <w:rPr>
           <w:rFonts w:hint="eastAsia"/>
         </w:rPr>
-        <w:t>分為習慣數位支付、對新科技接受度高的數位</w:t>
-      </w:r>
-      <w:proofErr w:type="gramStart"/>
-      <w:r>
-        <w:rPr>
-          <w:rFonts w:hint="eastAsia"/>
-        </w:rPr>
-        <w:t>原生族</w:t>
-      </w:r>
-      <w:proofErr w:type="gramEnd"/>
-      <w:r>
-        <w:rPr>
-          <w:rFonts w:hint="eastAsia"/>
-        </w:rPr>
-        <w:t>，以及對網路交易安全具高度戒心使用者，透過會員等級審核機制，確保交易環境的安全性與使用者信用。</w:t>
+        <w:t>分為習慣數位支付、對新科技接受度高的數位原生族，以及對網路交易安全具高度戒心使用者，透過會員等級審核機制，確保交易環境的安全性與使用者信用。</w:t>
       </w:r>
     </w:p>
     <w:p>
@@ -15381,21 +14434,7 @@
         <w:rPr>
           <w:rFonts w:hint="eastAsia"/>
         </w:rPr>
-        <w:t>吸引重視交易安全與真實書</w:t>
-      </w:r>
-      <w:proofErr w:type="gramStart"/>
-      <w:r>
-        <w:rPr>
-          <w:rFonts w:hint="eastAsia"/>
-        </w:rPr>
-        <w:t>況</w:t>
-      </w:r>
-      <w:proofErr w:type="gramEnd"/>
-      <w:r>
-        <w:rPr>
-          <w:rFonts w:hint="eastAsia"/>
-        </w:rPr>
-        <w:t>，並希望透過「驗收後撥款」機制保障權益的謹慎交易者。</w:t>
+        <w:t>吸引重視交易安全與真實書況，並希望透過「驗收後撥款」機制保障權益的謹慎交易者。</w:t>
       </w:r>
     </w:p>
     <w:p>
@@ -15455,21 +14494,7 @@
         <w:rPr>
           <w:rFonts w:hint="eastAsia"/>
         </w:rPr>
-        <w:t>信任保障：利用</w:t>
-      </w:r>
-      <w:proofErr w:type="gramStart"/>
-      <w:r>
-        <w:rPr>
-          <w:rFonts w:hint="eastAsia"/>
-        </w:rPr>
-        <w:t>區塊鏈智慧</w:t>
-      </w:r>
-      <w:proofErr w:type="gramEnd"/>
-      <w:r>
-        <w:rPr>
-          <w:rFonts w:hint="eastAsia"/>
-        </w:rPr>
-        <w:t>合約技術進行款項託管，實現「買家驗貨才撥款」，徹底杜絕交易詐騙。</w:t>
+        <w:t>信任保障：利用區塊鏈智慧合約技術進行款項託管，實現「買家驗貨才撥款」，徹底杜絕交易詐騙。</w:t>
       </w:r>
     </w:p>
     <w:p>
@@ -15485,21 +14510,7 @@
         <w:rPr>
           <w:rFonts w:hint="eastAsia"/>
         </w:rPr>
-        <w:t>極致便利：</w:t>
-      </w:r>
-      <w:proofErr w:type="gramStart"/>
-      <w:r>
-        <w:rPr>
-          <w:rFonts w:hint="eastAsia"/>
-        </w:rPr>
-        <w:t>整合物聯網</w:t>
-      </w:r>
-      <w:proofErr w:type="gramEnd"/>
-      <w:r>
-        <w:rPr>
-          <w:rFonts w:hint="eastAsia"/>
-        </w:rPr>
-        <w:t>智慧書櫃與</w:t>
+        <w:t>極致便利：整合物聯網智慧書櫃與</w:t>
       </w:r>
       <w:r>
         <w:rPr>
@@ -15523,35 +14534,7 @@
         <w:rPr>
           <w:rFonts w:hint="eastAsia"/>
         </w:rPr>
-        <w:t>小時</w:t>
-      </w:r>
-      <w:proofErr w:type="gramStart"/>
-      <w:r>
-        <w:rPr>
-          <w:rFonts w:hint="eastAsia"/>
-        </w:rPr>
-        <w:t>不</w:t>
-      </w:r>
-      <w:proofErr w:type="gramEnd"/>
-      <w:r>
-        <w:rPr>
-          <w:rFonts w:hint="eastAsia"/>
-        </w:rPr>
-        <w:t>打烊的「</w:t>
-      </w:r>
-      <w:proofErr w:type="gramStart"/>
-      <w:r>
-        <w:rPr>
-          <w:rFonts w:hint="eastAsia"/>
-        </w:rPr>
-        <w:t>非同步掃碼存取</w:t>
-      </w:r>
-      <w:proofErr w:type="gramEnd"/>
-      <w:r>
-        <w:rPr>
-          <w:rFonts w:hint="eastAsia"/>
-        </w:rPr>
-        <w:t>」自動化流程。</w:t>
+        <w:t>小時不打烊的「非同步掃碼存取」自動化流程。</w:t>
       </w:r>
     </w:p>
     <w:p>
@@ -15633,19 +14616,11 @@
         </w:numPr>
         <w:ind w:left="964" w:hanging="482"/>
       </w:pPr>
-      <w:proofErr w:type="gramStart"/>
-      <w:r>
-        <w:rPr>
-          <w:rFonts w:hint="eastAsia"/>
-        </w:rPr>
-        <w:t>技術跨域整合</w:t>
-      </w:r>
-      <w:proofErr w:type="gramEnd"/>
-      <w:r>
-        <w:rPr>
-          <w:rFonts w:hint="eastAsia"/>
-        </w:rPr>
-        <w:t>：結合智慧合約金流與</w:t>
+      <w:r>
+        <w:rPr>
+          <w:rFonts w:hint="eastAsia"/>
+        </w:rPr>
+        <w:t>技術跨域整合：結合智慧合約金流與</w:t>
       </w:r>
       <w:r>
         <w:rPr>
@@ -15673,21 +14648,7 @@
         <w:rPr>
           <w:rFonts w:hint="eastAsia"/>
         </w:rPr>
-        <w:t>解決交易痛點：透過自動化金流託管與實體書櫃，解決雙方面交時間</w:t>
-      </w:r>
-      <w:proofErr w:type="gramStart"/>
-      <w:r>
-        <w:rPr>
-          <w:rFonts w:hint="eastAsia"/>
-        </w:rPr>
-        <w:t>難以攏談與</w:t>
-      </w:r>
-      <w:proofErr w:type="gramEnd"/>
-      <w:r>
-        <w:rPr>
-          <w:rFonts w:hint="eastAsia"/>
-        </w:rPr>
-        <w:t>詐騙風險。</w:t>
+        <w:t>解決交易痛點：透過自動化金流託管與實體書櫃，解決雙方面交時間難以攏談與詐騙風險。</w:t>
       </w:r>
     </w:p>
     <w:p>
@@ -15821,21 +14782,7 @@
         <w:rPr>
           <w:rFonts w:hint="eastAsia"/>
         </w:rPr>
-        <w:t>初期使用者顧慮：對於新興的智慧合約金流與</w:t>
-      </w:r>
-      <w:proofErr w:type="gramStart"/>
-      <w:r>
-        <w:rPr>
-          <w:rFonts w:hint="eastAsia"/>
-        </w:rPr>
-        <w:t>掃碼取</w:t>
-      </w:r>
-      <w:proofErr w:type="gramEnd"/>
-      <w:r>
-        <w:rPr>
-          <w:rFonts w:hint="eastAsia"/>
-        </w:rPr>
-        <w:t>貨機制，使用者可能因缺乏成功案例而產生信任疑慮，影響初期採用意願。</w:t>
+        <w:t>初期使用者顧慮：對於新興的智慧合約金流與掃碼取貨機制，使用者可能因缺乏成功案例而產生信任疑慮，影響初期採用意願。</w:t>
       </w:r>
     </w:p>
     <w:p>
@@ -15863,21 +14810,7 @@
         <w:rPr>
           <w:rFonts w:hint="eastAsia"/>
         </w:rPr>
-        <w:t>、雲端後台與實體</w:t>
-      </w:r>
-      <w:proofErr w:type="gramStart"/>
-      <w:r>
-        <w:rPr>
-          <w:rFonts w:hint="eastAsia"/>
-        </w:rPr>
-        <w:t>櫃體感</w:t>
-      </w:r>
-      <w:proofErr w:type="gramEnd"/>
-      <w:r>
-        <w:rPr>
-          <w:rFonts w:hint="eastAsia"/>
-        </w:rPr>
-        <w:t>測器，開發時程壓力大。</w:t>
+        <w:t>、雲端後台與實體櫃體感測器，開發時程壓力大。</w:t>
       </w:r>
     </w:p>
     <w:p>
@@ -15925,35 +14858,7 @@
         <w:rPr>
           <w:rFonts w:hint="eastAsia"/>
         </w:rPr>
-        <w:t>物流便利性受限：取貨點僅限於特定</w:t>
-      </w:r>
-      <w:proofErr w:type="gramStart"/>
-      <w:r>
-        <w:rPr>
-          <w:rFonts w:hint="eastAsia"/>
-        </w:rPr>
-        <w:t>智慧櫃點</w:t>
-      </w:r>
-      <w:proofErr w:type="gramEnd"/>
-      <w:r>
-        <w:rPr>
-          <w:rFonts w:hint="eastAsia"/>
-        </w:rPr>
-        <w:t>，相較</w:t>
-      </w:r>
-      <w:proofErr w:type="gramStart"/>
-      <w:r>
-        <w:rPr>
-          <w:rFonts w:hint="eastAsia"/>
-        </w:rPr>
-        <w:t>於競品</w:t>
-      </w:r>
-      <w:proofErr w:type="gramEnd"/>
-      <w:r>
-        <w:rPr>
-          <w:rFonts w:hint="eastAsia"/>
-        </w:rPr>
-        <w:t>的超商物流網絡，覆蓋率較低。</w:t>
+        <w:t>物流便利性受限：取貨點僅限於特定智慧櫃點，相較於競品的超商物流網絡，覆蓋率較低。</w:t>
       </w:r>
     </w:p>
     <w:p>
@@ -16083,7 +14988,6 @@
         </w:rPr>
         <w:t>）</w:t>
       </w:r>
-      <w:proofErr w:type="gramStart"/>
       <w:r>
         <w:rPr>
           <w:rFonts w:hint="eastAsia"/>
@@ -16094,14 +14998,7 @@
         <w:rPr>
           <w:rFonts w:hint="eastAsia"/>
         </w:rPr>
-        <w:t>物聯網</w:t>
-      </w:r>
-      <w:proofErr w:type="gramEnd"/>
-      <w:r>
-        <w:rPr>
-          <w:rFonts w:hint="eastAsia"/>
-        </w:rPr>
-        <w:t>（</w:t>
+        <w:t>物聯網（</w:t>
       </w:r>
       <w:r>
         <w:rPr>
@@ -16115,19 +15012,11 @@
         </w:rPr>
         <w:t>）</w:t>
       </w:r>
-      <w:proofErr w:type="gramStart"/>
-      <w:r>
-        <w:rPr>
-          <w:rFonts w:hint="eastAsia"/>
-        </w:rPr>
-        <w:t>跨域實踐</w:t>
-      </w:r>
-      <w:proofErr w:type="gramEnd"/>
-      <w:r>
-        <w:rPr>
-          <w:rFonts w:hint="eastAsia"/>
-        </w:rPr>
-        <w:t>的示範專案，吸引相關企業或校方行政單位的專案贊助。</w:t>
+      <w:r>
+        <w:rPr>
+          <w:rFonts w:hint="eastAsia"/>
+        </w:rPr>
+        <w:t>跨域實踐的示範專案，吸引相關企業或校方行政單位的專案贊助。</w:t>
       </w:r>
     </w:p>
     <w:p>
@@ -16193,16 +15082,8 @@
         <w:rPr>
           <w:rFonts w:hint="eastAsia"/>
         </w:rPr>
-        <w:t>現有競爭對手：現有平台</w:t>
-      </w:r>
-      <w:proofErr w:type="gramStart"/>
-      <w:r>
-        <w:rPr>
-          <w:rFonts w:hint="eastAsia"/>
-        </w:rPr>
-        <w:t>（</w:t>
-      </w:r>
-      <w:proofErr w:type="gramEnd"/>
+        <w:t>現有競爭對手：現有平台（</w:t>
+      </w:r>
       <w:r>
         <w:rPr>
           <w:rFonts w:hint="eastAsia"/>
@@ -16221,19 +15102,11 @@
         </w:rPr>
         <w:t>等</w:t>
       </w:r>
-      <w:proofErr w:type="gramStart"/>
-      <w:r>
-        <w:rPr>
-          <w:rFonts w:hint="eastAsia"/>
-        </w:rPr>
-        <w:t>）</w:t>
-      </w:r>
-      <w:proofErr w:type="gramEnd"/>
-      <w:r>
-        <w:rPr>
-          <w:rFonts w:hint="eastAsia"/>
-        </w:rPr>
-        <w:t>，其使用者基數極大且已有固定使用者，對新平台轉移意願較低。</w:t>
+      <w:r>
+        <w:rPr>
+          <w:rFonts w:hint="eastAsia"/>
+        </w:rPr>
+        <w:t>），其使用者基數極大且已有固定使用者，對新平台轉移意願較低。</w:t>
       </w:r>
     </w:p>
     <w:p>
@@ -16245,33 +15118,11 @@
         </w:numPr>
         <w:ind w:left="964" w:hanging="482"/>
       </w:pPr>
-      <w:proofErr w:type="gramStart"/>
-      <w:r>
-        <w:rPr>
-          <w:rFonts w:hint="eastAsia"/>
-        </w:rPr>
-        <w:t>競品生態</w:t>
-      </w:r>
-      <w:proofErr w:type="gramEnd"/>
-      <w:r>
-        <w:rPr>
-          <w:rFonts w:hint="eastAsia"/>
-        </w:rPr>
-        <w:t>系成熟度高：既有平台擁有極高覆蓋率的超商</w:t>
-      </w:r>
-      <w:proofErr w:type="gramStart"/>
-      <w:r>
-        <w:rPr>
-          <w:rFonts w:hint="eastAsia"/>
-        </w:rPr>
-        <w:t>取貨網絡</w:t>
-      </w:r>
-      <w:proofErr w:type="gramEnd"/>
-      <w:r>
-        <w:rPr>
-          <w:rFonts w:hint="eastAsia"/>
-        </w:rPr>
-        <w:t>與多元支付，影響增加新用戶的移轉平台門檻。</w:t>
+      <w:r>
+        <w:rPr>
+          <w:rFonts w:hint="eastAsia"/>
+        </w:rPr>
+        <w:t>競品生態系成熟度高：既有平台擁有極高覆蓋率的超商取貨網絡與多元支付，影響增加新用戶的移轉平台門檻。</w:t>
       </w:r>
     </w:p>
     <w:p>
@@ -16287,21 +15138,7 @@
         <w:rPr>
           <w:rFonts w:hint="eastAsia"/>
         </w:rPr>
-        <w:t>法規與安全性限制：涉及金流託管與</w:t>
-      </w:r>
-      <w:proofErr w:type="gramStart"/>
-      <w:r>
-        <w:rPr>
-          <w:rFonts w:hint="eastAsia"/>
-        </w:rPr>
-        <w:t>區塊鏈資產</w:t>
-      </w:r>
-      <w:proofErr w:type="gramEnd"/>
-      <w:r>
-        <w:rPr>
-          <w:rFonts w:hint="eastAsia"/>
-        </w:rPr>
-        <w:t>，需考量國內金融法規限制，一旦出現程式漏洞或遭駭客攻擊，將面臨法律責任與信任崩塌。</w:t>
+        <w:t>法規與安全性限制：涉及金流託管與區塊鏈資產，需考量國內金融法規限制，一旦出現程式漏洞或遭駭客攻擊，將面臨法律責任與信任崩塌。</w:t>
       </w:r>
     </w:p>
     <w:p>
@@ -16715,23 +15552,7 @@
                 <w:rFonts w:ascii="Times New Roman" w:eastAsia="標楷體" w:hAnsi="Times New Roman" w:hint="eastAsia"/>
                 <w:sz w:val="28"/>
               </w:rPr>
-              <w:t>利用</w:t>
-            </w:r>
-            <w:proofErr w:type="gramStart"/>
-            <w:r>
-              <w:rPr>
-                <w:rFonts w:ascii="Times New Roman" w:eastAsia="標楷體" w:hAnsi="Times New Roman" w:hint="eastAsia"/>
-                <w:sz w:val="28"/>
-              </w:rPr>
-              <w:t>技術跨域整合</w:t>
-            </w:r>
-            <w:proofErr w:type="gramEnd"/>
-            <w:r>
-              <w:rPr>
-                <w:rFonts w:ascii="Times New Roman" w:eastAsia="標楷體" w:hAnsi="Times New Roman" w:hint="eastAsia"/>
-                <w:sz w:val="28"/>
-              </w:rPr>
-              <w:t>（</w:t>
+              <w:t>利用技術跨域整合（</w:t>
             </w:r>
             <w:r>
               <w:rPr>
@@ -16869,37 +15690,12 @@
                 <w:sz w:val="28"/>
               </w:rPr>
             </w:pPr>
-            <w:proofErr w:type="gramStart"/>
-            <w:r>
-              <w:rPr>
-                <w:rFonts w:ascii="Times New Roman" w:eastAsia="標楷體" w:hAnsi="Times New Roman" w:hint="eastAsia"/>
-                <w:sz w:val="28"/>
-              </w:rPr>
-              <w:t>針對資安風險</w:t>
-            </w:r>
-            <w:proofErr w:type="gramEnd"/>
-            <w:r>
-              <w:rPr>
-                <w:rFonts w:ascii="Times New Roman" w:eastAsia="標楷體" w:hAnsi="Times New Roman" w:hint="eastAsia"/>
-                <w:sz w:val="28"/>
-              </w:rPr>
-              <w:t>，發揮團隊分權管理的優勢，建立多重驗證機制與自動化日誌監控，確保</w:t>
-            </w:r>
-            <w:proofErr w:type="gramStart"/>
-            <w:r>
-              <w:rPr>
-                <w:rFonts w:ascii="Times New Roman" w:eastAsia="標楷體" w:hAnsi="Times New Roman" w:hint="eastAsia"/>
-                <w:sz w:val="28"/>
-              </w:rPr>
-              <w:t>區塊鏈資產</w:t>
-            </w:r>
-            <w:proofErr w:type="gramEnd"/>
-            <w:r>
-              <w:rPr>
-                <w:rFonts w:ascii="Times New Roman" w:eastAsia="標楷體" w:hAnsi="Times New Roman" w:hint="eastAsia"/>
-                <w:sz w:val="28"/>
-              </w:rPr>
-              <w:t>與系統邏輯的穩定性。</w:t>
+            <w:r>
+              <w:rPr>
+                <w:rFonts w:ascii="Times New Roman" w:eastAsia="標楷體" w:hAnsi="Times New Roman" w:hint="eastAsia"/>
+                <w:sz w:val="28"/>
+              </w:rPr>
+              <w:t>針對資安風險，發揮團隊分權管理的優勢，建立多重驗證機制與自動化日誌監控，確保區塊鏈資產與系統邏輯的穩定性。</w:t>
             </w:r>
           </w:p>
         </w:tc>
@@ -17019,23 +15815,7 @@
                 <w:rFonts w:ascii="Times New Roman" w:eastAsia="標楷體" w:hAnsi="Times New Roman" w:hint="eastAsia"/>
                 <w:sz w:val="28"/>
               </w:rPr>
-              <w:t>針對初期使用者顧慮，可透過與校方進行產學合作，在校內舉辦「二手書永續</w:t>
-            </w:r>
-            <w:proofErr w:type="gramStart"/>
-            <w:r>
-              <w:rPr>
-                <w:rFonts w:ascii="Times New Roman" w:eastAsia="標楷體" w:hAnsi="Times New Roman" w:hint="eastAsia"/>
-                <w:sz w:val="28"/>
-              </w:rPr>
-              <w:t>週</w:t>
-            </w:r>
-            <w:proofErr w:type="gramEnd"/>
-            <w:r>
-              <w:rPr>
-                <w:rFonts w:ascii="Times New Roman" w:eastAsia="標楷體" w:hAnsi="Times New Roman" w:hint="eastAsia"/>
-                <w:sz w:val="28"/>
-              </w:rPr>
-              <w:t>」，提供代幣獎勵來吸引首批種子用戶，累積成功案例。</w:t>
+              <w:t>針對初期使用者顧慮，可透過與校方進行產學合作，在校內舉辦「二手書永續週」，提供代幣獎勵來吸引首批種子用戶，累積成功案例。</w:t>
             </w:r>
           </w:p>
           <w:p>
@@ -17113,39 +15893,7 @@
                 <w:rFonts w:ascii="Times New Roman" w:eastAsia="標楷體" w:hAnsi="Times New Roman" w:hint="eastAsia"/>
                 <w:sz w:val="28"/>
               </w:rPr>
-              <w:t>針對硬體人為損壞與法規限制，初期</w:t>
-            </w:r>
-            <w:proofErr w:type="gramStart"/>
-            <w:r>
-              <w:rPr>
-                <w:rFonts w:ascii="Times New Roman" w:eastAsia="標楷體" w:hAnsi="Times New Roman" w:hint="eastAsia"/>
-                <w:sz w:val="28"/>
-              </w:rPr>
-              <w:t>採</w:t>
-            </w:r>
-            <w:proofErr w:type="gramEnd"/>
-            <w:r>
-              <w:rPr>
-                <w:rFonts w:ascii="Times New Roman" w:eastAsia="標楷體" w:hAnsi="Times New Roman" w:hint="eastAsia"/>
-                <w:sz w:val="28"/>
-              </w:rPr>
-              <w:t>小規模試辦，並與校方或捷運管理單位</w:t>
-            </w:r>
-            <w:proofErr w:type="gramStart"/>
-            <w:r>
-              <w:rPr>
-                <w:rFonts w:ascii="Times New Roman" w:eastAsia="標楷體" w:hAnsi="Times New Roman" w:hint="eastAsia"/>
-                <w:sz w:val="28"/>
-              </w:rPr>
-              <w:t>研</w:t>
-            </w:r>
-            <w:proofErr w:type="gramEnd"/>
-            <w:r>
-              <w:rPr>
-                <w:rFonts w:ascii="Times New Roman" w:eastAsia="標楷體" w:hAnsi="Times New Roman" w:hint="eastAsia"/>
-                <w:sz w:val="28"/>
-              </w:rPr>
-              <w:t>擬「管理協議」，確保設備保險與維護責任歸屬，規避法律風險。</w:t>
+              <w:t>針對硬體人為損壞與法規限制，初期採小規模試辦，並與校方或捷運管理單位研擬「管理協議」，確保設備保險與維護責任歸屬，規避法律風險。</w:t>
             </w:r>
           </w:p>
           <w:p>
@@ -17168,23 +15916,7 @@
                 <w:rFonts w:ascii="Times New Roman" w:eastAsia="標楷體" w:hAnsi="Times New Roman" w:hint="eastAsia"/>
                 <w:sz w:val="28"/>
               </w:rPr>
-              <w:t>針對系統整合壓力，採取模組化分階段上線（先驗證金流，再串接實體櫃），避免一次性大規模投入導致硬體維修</w:t>
-            </w:r>
-            <w:proofErr w:type="gramStart"/>
-            <w:r>
-              <w:rPr>
-                <w:rFonts w:ascii="Times New Roman" w:eastAsia="標楷體" w:hAnsi="Times New Roman" w:hint="eastAsia"/>
-                <w:sz w:val="28"/>
-              </w:rPr>
-              <w:t>或資安漏洞</w:t>
-            </w:r>
-            <w:proofErr w:type="gramEnd"/>
-            <w:r>
-              <w:rPr>
-                <w:rFonts w:ascii="Times New Roman" w:eastAsia="標楷體" w:hAnsi="Times New Roman" w:hint="eastAsia"/>
-                <w:sz w:val="28"/>
-              </w:rPr>
-              <w:t>無法及時修正。</w:t>
+              <w:t>針對系統整合壓力，採取模組化分階段上線（先驗證金流，再串接實體櫃），避免一次性大規模投入導致硬體維修或資安漏洞無法及時修正。</w:t>
             </w:r>
           </w:p>
         </w:tc>
@@ -17265,21 +15997,12 @@
           <w:color w:val="000000" w:themeColor="text1"/>
         </w:rPr>
       </w:pPr>
-      <w:proofErr w:type="gramStart"/>
       <w:r>
         <w:rPr>
           <w:rFonts w:hint="eastAsia"/>
           <w:color w:val="000000" w:themeColor="text1"/>
         </w:rPr>
-        <w:t>本層負責</w:t>
-      </w:r>
-      <w:proofErr w:type="gramEnd"/>
-      <w:r>
-        <w:rPr>
-          <w:rFonts w:hint="eastAsia"/>
-          <w:color w:val="000000" w:themeColor="text1"/>
-        </w:rPr>
-        <w:t>使用者互動與實體環境感測，為系統與外部環境之交接點：</w:t>
+        <w:t>本層負責使用者互動與實體環境感測，為系統與外部環境之交接點：</w:t>
       </w:r>
     </w:p>
     <w:p>
@@ -17331,19 +16054,11 @@
         </w:numPr>
         <w:ind w:left="964" w:hanging="482"/>
       </w:pPr>
-      <w:proofErr w:type="gramStart"/>
-      <w:r>
-        <w:rPr>
-          <w:rFonts w:hint="eastAsia"/>
-        </w:rPr>
-        <w:t>物聯網</w:t>
-      </w:r>
-      <w:proofErr w:type="gramEnd"/>
-      <w:r>
-        <w:rPr>
-          <w:rFonts w:hint="eastAsia"/>
-        </w:rPr>
-        <w:t>控制終端：搭載</w:t>
+      <w:r>
+        <w:rPr>
+          <w:rFonts w:hint="eastAsia"/>
+        </w:rPr>
+        <w:t>物聯網控制終端：搭載</w:t>
       </w:r>
       <w:r>
         <w:rPr>
@@ -17355,21 +16070,7 @@
         <w:rPr>
           <w:rFonts w:hint="eastAsia"/>
         </w:rPr>
-        <w:t>微控制器之實體智慧書櫃，專責硬體狀態感測</w:t>
-      </w:r>
-      <w:proofErr w:type="gramStart"/>
-      <w:r>
-        <w:rPr>
-          <w:rFonts w:hint="eastAsia"/>
-        </w:rPr>
-        <w:t>與作動控制</w:t>
-      </w:r>
-      <w:proofErr w:type="gramEnd"/>
-      <w:r>
-        <w:rPr>
-          <w:rFonts w:hint="eastAsia"/>
-        </w:rPr>
-        <w:t>，透過安全通訊協定向伺服器回報狀態或請求控制指令。</w:t>
+        <w:t>微控制器之實體智慧書櫃，專責硬體狀態感測與作動控制，透過安全通訊協定向伺服器回報狀態或請求控制指令。</w:t>
       </w:r>
     </w:p>
     <w:p>
@@ -17395,21 +16096,12 @@
           <w:color w:val="000000" w:themeColor="text1"/>
         </w:rPr>
       </w:pPr>
-      <w:proofErr w:type="gramStart"/>
       <w:r>
         <w:rPr>
           <w:rFonts w:hint="eastAsia"/>
           <w:color w:val="000000" w:themeColor="text1"/>
         </w:rPr>
-        <w:t>本層負責</w:t>
-      </w:r>
-      <w:proofErr w:type="gramEnd"/>
-      <w:r>
-        <w:rPr>
-          <w:rFonts w:hint="eastAsia"/>
-          <w:color w:val="000000" w:themeColor="text1"/>
-        </w:rPr>
-        <w:t>公網流量之清洗、憑證管理與內部路由分發：</w:t>
+        <w:t>本層負責公網流量之清洗、憑證管理與內部路由分發：</w:t>
       </w:r>
     </w:p>
     <w:p>
@@ -17473,16 +16165,8 @@
         <w:rPr>
           <w:rFonts w:hint="eastAsia"/>
         </w:rPr>
-        <w:t>以及外</w:t>
-      </w:r>
-      <w:proofErr w:type="gramStart"/>
-      <w:r>
-        <w:rPr>
-          <w:rFonts w:hint="eastAsia"/>
-        </w:rPr>
-        <w:t>部</w:t>
-      </w:r>
-      <w:proofErr w:type="gramEnd"/>
+        <w:t>以及外部</w:t>
+      </w:r>
       <w:r>
         <w:br/>
       </w:r>
@@ -17512,21 +16196,7 @@
         <w:rPr>
           <w:rFonts w:hint="eastAsia"/>
         </w:rPr>
-        <w:t>入口多工與反向代理：流量進入核心基礎設施後，首由通訊</w:t>
-      </w:r>
-      <w:proofErr w:type="gramStart"/>
-      <w:r>
-        <w:rPr>
-          <w:rFonts w:hint="eastAsia"/>
-        </w:rPr>
-        <w:t>埠</w:t>
-      </w:r>
-      <w:proofErr w:type="gramEnd"/>
-      <w:r>
-        <w:rPr>
-          <w:rFonts w:hint="eastAsia"/>
-        </w:rPr>
-        <w:t>多工器進行流量特徵識別；常規</w:t>
+        <w:t>入口多工與反向代理：流量進入核心基礎設施後，首由通訊埠多工器進行流量特徵識別；常規</w:t>
       </w:r>
       <w:r>
         <w:rPr>
@@ -17588,21 +16258,12 @@
           <w:color w:val="000000" w:themeColor="text1"/>
         </w:rPr>
       </w:pPr>
-      <w:proofErr w:type="gramStart"/>
       <w:r>
         <w:rPr>
           <w:rFonts w:hint="eastAsia"/>
           <w:color w:val="000000" w:themeColor="text1"/>
         </w:rPr>
-        <w:t>本層為</w:t>
-      </w:r>
-      <w:proofErr w:type="gramEnd"/>
-      <w:r>
-        <w:rPr>
-          <w:rFonts w:hint="eastAsia"/>
-          <w:color w:val="000000" w:themeColor="text1"/>
-        </w:rPr>
-        <w:t>系統之運算核心，封裝所有商業規則與資料處理邏輯：</w:t>
+        <w:t>本層為系統之運算核心，封裝所有商業規則與資料處理邏輯：</w:t>
       </w:r>
     </w:p>
     <w:p>
@@ -17698,21 +16359,12 @@
           <w:color w:val="000000" w:themeColor="text1"/>
         </w:rPr>
       </w:pPr>
-      <w:proofErr w:type="gramStart"/>
       <w:r>
         <w:rPr>
           <w:rFonts w:hint="eastAsia"/>
           <w:color w:val="000000" w:themeColor="text1"/>
         </w:rPr>
-        <w:t>本層專責</w:t>
-      </w:r>
-      <w:proofErr w:type="gramEnd"/>
-      <w:r>
-        <w:rPr>
-          <w:rFonts w:hint="eastAsia"/>
-          <w:color w:val="000000" w:themeColor="text1"/>
-        </w:rPr>
-        <w:t>系統狀態與結構化數據之穩定且安全之儲存：</w:t>
+        <w:t>本層專責系統狀態與結構化數據之穩定且安全之儲存：</w:t>
       </w:r>
     </w:p>
     <w:p>
@@ -17943,7 +16595,6 @@
       <w:pPr>
         <w:pStyle w:val="afb"/>
         <w:rPr>
-          <w:rFonts w:hint="eastAsia"/>
           <w:color w:val="FF0000"/>
         </w:rPr>
       </w:pPr>
@@ -19511,21 +18162,7 @@
               <w:rPr>
                 <w:color w:val="FF0000"/>
               </w:rPr>
-              <w:t>與拍攝書</w:t>
-            </w:r>
-            <w:proofErr w:type="gramStart"/>
-            <w:r>
-              <w:rPr>
-                <w:color w:val="FF0000"/>
-              </w:rPr>
-              <w:t>況</w:t>
-            </w:r>
-            <w:proofErr w:type="gramEnd"/>
-            <w:r>
-              <w:rPr>
-                <w:color w:val="FF0000"/>
-              </w:rPr>
-              <w:t>）</w:t>
+              <w:t>與拍攝書況）</w:t>
             </w:r>
           </w:p>
         </w:tc>
@@ -20141,7 +18778,7 @@
     <w:p>
       <w:pPr>
         <w:rPr>
-          <w:rFonts w:ascii="Times New Roman" w:eastAsia="標楷體" w:hAnsi="Times New Roman" w:hint="eastAsia"/>
+          <w:rFonts w:ascii="Times New Roman" w:eastAsia="標楷體" w:hAnsi="Times New Roman"/>
           <w:color w:val="FF0000"/>
           <w:sz w:val="28"/>
           <w:szCs w:val="25"/>
@@ -20439,7 +19076,6 @@
               </w:numPr>
               <w:jc w:val="center"/>
               <w:rPr>
-                <w:rFonts w:hint="eastAsia"/>
                 <w:color w:val="FF0000"/>
               </w:rPr>
             </w:pPr>
@@ -20706,7 +19342,6 @@
               </w:numPr>
               <w:jc w:val="center"/>
               <w:rPr>
-                <w:rFonts w:hint="eastAsia"/>
                 <w:color w:val="FF0000"/>
               </w:rPr>
             </w:pPr>
@@ -20943,19 +19578,11 @@
               </w:rPr>
               <w:t xml:space="preserve"> SQL </w:t>
             </w:r>
-            <w:proofErr w:type="gramStart"/>
             <w:r>
               <w:rPr>
                 <w:color w:val="FF0000"/>
               </w:rPr>
-              <w:t>隱碼攻擊</w:t>
-            </w:r>
-            <w:proofErr w:type="gramEnd"/>
-            <w:r>
-              <w:rPr>
-                <w:color w:val="FF0000"/>
-              </w:rPr>
-              <w:t>。</w:t>
+              <w:t>隱碼攻擊。</w:t>
             </w:r>
           </w:p>
         </w:tc>
@@ -21100,7 +19727,6 @@
               </w:numPr>
               <w:jc w:val="center"/>
               <w:rPr>
-                <w:rFonts w:hint="eastAsia"/>
                 <w:color w:val="FF0000"/>
               </w:rPr>
             </w:pPr>
@@ -21343,23 +19969,14 @@
               </w:numPr>
               <w:jc w:val="center"/>
               <w:rPr>
-                <w:rFonts w:hint="eastAsia"/>
                 <w:color w:val="FF0000"/>
               </w:rPr>
             </w:pPr>
-            <w:proofErr w:type="gramStart"/>
             <w:r>
               <w:rPr>
                 <w:color w:val="FF0000"/>
               </w:rPr>
-              <w:t>物聯網</w:t>
-            </w:r>
-            <w:proofErr w:type="gramEnd"/>
-            <w:r>
-              <w:rPr>
-                <w:color w:val="FF0000"/>
-              </w:rPr>
-              <w:t>層</w:t>
+              <w:t>物聯網層</w:t>
             </w:r>
           </w:p>
           <w:p>
@@ -21409,7 +20026,6 @@
               </w:numPr>
               <w:cnfStyle w:val="000000000000" w:firstRow="0" w:lastRow="0" w:firstColumn="0" w:lastColumn="0" w:oddVBand="0" w:evenVBand="0" w:oddHBand="0" w:evenHBand="0" w:firstRowFirstColumn="0" w:firstRowLastColumn="0" w:lastRowFirstColumn="0" w:lastRowLastColumn="0"/>
               <w:rPr>
-                <w:rFonts w:hint="eastAsia"/>
                 <w:color w:val="FF0000"/>
               </w:rPr>
             </w:pPr>
@@ -21607,7 +20223,6 @@
               </w:numPr>
               <w:jc w:val="center"/>
               <w:rPr>
-                <w:rFonts w:hint="eastAsia"/>
                 <w:color w:val="FF0000"/>
               </w:rPr>
             </w:pPr>
@@ -21640,16 +20255,8 @@
               <w:rPr>
                 <w:color w:val="FF0000"/>
               </w:rPr>
-              <w:t>維</w:t>
-            </w:r>
-            <w:proofErr w:type="gramStart"/>
-            <w:r>
-              <w:rPr>
-                <w:color w:val="FF0000"/>
-              </w:rPr>
-              <w:t>運資安</w:t>
-            </w:r>
-            <w:proofErr w:type="gramEnd"/>
+              <w:t>維運資安</w:t>
+            </w:r>
             <w:r>
               <w:rPr>
                 <w:color w:val="FF0000"/>
@@ -22061,14 +20668,12 @@
                 <w:color w:val="FF0000"/>
               </w:rPr>
             </w:pPr>
-            <w:proofErr w:type="spellStart"/>
             <w:r>
               <w:rPr>
                 <w:color w:val="FF0000"/>
               </w:rPr>
-              <w:t>ssld</w:t>
-            </w:r>
-            <w:proofErr w:type="spellEnd"/>
+              <w:t>sslh</w:t>
+            </w:r>
             <w:r>
               <w:rPr>
                 <w:color w:val="FF0000"/>
@@ -22079,21 +20684,7 @@
               <w:rPr>
                 <w:color w:val="FF0000"/>
               </w:rPr>
-              <w:t>通訊</w:t>
-            </w:r>
-            <w:proofErr w:type="gramStart"/>
-            <w:r>
-              <w:rPr>
-                <w:color w:val="FF0000"/>
-              </w:rPr>
-              <w:t>埠</w:t>
-            </w:r>
-            <w:proofErr w:type="gramEnd"/>
-            <w:r>
-              <w:rPr>
-                <w:color w:val="FF0000"/>
-              </w:rPr>
-              <w:t>多工</w:t>
+              <w:t>通訊埠多工</w:t>
             </w:r>
             <w:r>
               <w:rPr>
@@ -22936,23 +21527,7 @@
                 <w:rFonts w:ascii="Times New Roman" w:eastAsia="標楷體" w:hAnsi="Times New Roman" w:hint="eastAsia"/>
                 <w:sz w:val="28"/>
               </w:rPr>
-              <w:t>端點之請求與回應測試，確保</w:t>
-            </w:r>
-            <w:proofErr w:type="gramStart"/>
-            <w:r>
-              <w:rPr>
-                <w:rFonts w:ascii="Times New Roman" w:eastAsia="標楷體" w:hAnsi="Times New Roman" w:hint="eastAsia"/>
-                <w:sz w:val="28"/>
-              </w:rPr>
-              <w:t>介</w:t>
-            </w:r>
-            <w:proofErr w:type="gramEnd"/>
-            <w:r>
-              <w:rPr>
-                <w:rFonts w:ascii="Times New Roman" w:eastAsia="標楷體" w:hAnsi="Times New Roman" w:hint="eastAsia"/>
-                <w:sz w:val="28"/>
-              </w:rPr>
-              <w:t>接行為符合規格。</w:t>
+              <w:t>端點之請求與回應測試，確保介接行為符合規格。</w:t>
             </w:r>
           </w:p>
         </w:tc>
@@ -23054,23 +21629,7 @@
                 <w:rFonts w:ascii="Times New Roman" w:eastAsia="標楷體" w:hAnsi="Times New Roman" w:hint="eastAsia"/>
                 <w:sz w:val="28"/>
               </w:rPr>
-              <w:t>swagger-</w:t>
-            </w:r>
-            <w:proofErr w:type="spellStart"/>
-            <w:r>
-              <w:rPr>
-                <w:rFonts w:ascii="Times New Roman" w:eastAsia="標楷體" w:hAnsi="Times New Roman" w:hint="eastAsia"/>
-                <w:sz w:val="28"/>
-              </w:rPr>
-              <w:t>ui</w:t>
-            </w:r>
-            <w:proofErr w:type="spellEnd"/>
-            <w:r>
-              <w:rPr>
-                <w:rFonts w:ascii="Times New Roman" w:eastAsia="標楷體" w:hAnsi="Times New Roman" w:hint="eastAsia"/>
-                <w:sz w:val="28"/>
-              </w:rPr>
-              <w:t>-express</w:t>
+              <w:t>swagger-ui-express</w:t>
             </w:r>
             <w:r>
               <w:rPr>
@@ -23079,7 +21638,6 @@
               </w:rPr>
               <w:t>、</w:t>
             </w:r>
-            <w:proofErr w:type="spellStart"/>
             <w:r>
               <w:rPr>
                 <w:rFonts w:ascii="Times New Roman" w:eastAsia="標楷體" w:hAnsi="Times New Roman" w:hint="eastAsia"/>
@@ -23087,7 +21645,6 @@
               </w:rPr>
               <w:t>bcrypt</w:t>
             </w:r>
-            <w:proofErr w:type="spellEnd"/>
             <w:r>
               <w:rPr>
                 <w:rFonts w:ascii="Times New Roman" w:eastAsia="標楷體" w:hAnsi="Times New Roman" w:hint="eastAsia"/>
@@ -23095,7 +21652,6 @@
               </w:rPr>
               <w:t>、</w:t>
             </w:r>
-            <w:proofErr w:type="spellStart"/>
             <w:r>
               <w:rPr>
                 <w:rFonts w:ascii="Times New Roman" w:eastAsia="標楷體" w:hAnsi="Times New Roman" w:hint="eastAsia"/>
@@ -23103,7 +21659,6 @@
               </w:rPr>
               <w:t>jsonwebtoken</w:t>
             </w:r>
-            <w:proofErr w:type="spellEnd"/>
           </w:p>
         </w:tc>
         <w:tc>
@@ -23155,23 +21710,7 @@
                 <w:rFonts w:ascii="Times New Roman" w:eastAsia="標楷體" w:hAnsi="Times New Roman" w:hint="eastAsia"/>
                 <w:sz w:val="28"/>
               </w:rPr>
-              <w:t>路由架構，</w:t>
-            </w:r>
-            <w:proofErr w:type="gramStart"/>
-            <w:r>
-              <w:rPr>
-                <w:rFonts w:ascii="Times New Roman" w:eastAsia="標楷體" w:hAnsi="Times New Roman" w:hint="eastAsia"/>
-                <w:sz w:val="28"/>
-              </w:rPr>
-              <w:t>支援跨域請求</w:t>
-            </w:r>
-            <w:proofErr w:type="gramEnd"/>
-            <w:r>
-              <w:rPr>
-                <w:rFonts w:ascii="Times New Roman" w:eastAsia="標楷體" w:hAnsi="Times New Roman" w:hint="eastAsia"/>
-                <w:sz w:val="28"/>
-              </w:rPr>
-              <w:t>處理、</w:t>
+              <w:t>路由架構，支援跨域請求處理、</w:t>
             </w:r>
             <w:r>
               <w:rPr>
@@ -23740,15 +22279,13 @@
               </w:rPr>
               <w:t>、</w:t>
             </w:r>
-            <w:proofErr w:type="spellStart"/>
-            <w:r>
-              <w:rPr>
-                <w:rFonts w:ascii="Times New Roman" w:eastAsia="標楷體" w:hAnsi="Times New Roman" w:hint="eastAsia"/>
-                <w:sz w:val="28"/>
-              </w:rPr>
-              <w:t>ssld</w:t>
-            </w:r>
-            <w:proofErr w:type="spellEnd"/>
+            <w:r>
+              <w:rPr>
+                <w:rFonts w:ascii="Times New Roman" w:eastAsia="標楷體" w:hAnsi="Times New Roman" w:hint="eastAsia"/>
+                <w:sz w:val="28"/>
+              </w:rPr>
+              <w:t>sslh</w:t>
+            </w:r>
           </w:p>
         </w:tc>
         <w:tc>
@@ -23788,37 +22325,19 @@
               </w:rPr>
               <w:t>協定進行伺服器遠端操作與維運，並搭配</w:t>
             </w:r>
-            <w:proofErr w:type="spellStart"/>
-            <w:r>
-              <w:rPr>
-                <w:rFonts w:ascii="Times New Roman" w:eastAsia="標楷體" w:hAnsi="Times New Roman" w:hint="eastAsia"/>
-                <w:sz w:val="28"/>
-              </w:rPr>
-              <w:t>ssld</w:t>
-            </w:r>
-            <w:proofErr w:type="spellEnd"/>
-            <w:r>
-              <w:rPr>
-                <w:rFonts w:ascii="Times New Roman" w:eastAsia="標楷體" w:hAnsi="Times New Roman" w:hint="eastAsia"/>
-                <w:sz w:val="28"/>
-              </w:rPr>
-              <w:t>實現通訊</w:t>
-            </w:r>
-            <w:proofErr w:type="gramStart"/>
-            <w:r>
-              <w:rPr>
-                <w:rFonts w:ascii="Times New Roman" w:eastAsia="標楷體" w:hAnsi="Times New Roman" w:hint="eastAsia"/>
-                <w:sz w:val="28"/>
-              </w:rPr>
-              <w:t>埠</w:t>
-            </w:r>
-            <w:proofErr w:type="gramEnd"/>
-            <w:r>
-              <w:rPr>
-                <w:rFonts w:ascii="Times New Roman" w:eastAsia="標楷體" w:hAnsi="Times New Roman" w:hint="eastAsia"/>
-                <w:sz w:val="28"/>
-              </w:rPr>
-              <w:t>多工，使</w:t>
+            <w:r>
+              <w:rPr>
+                <w:rFonts w:ascii="Times New Roman" w:eastAsia="標楷體" w:hAnsi="Times New Roman" w:hint="eastAsia"/>
+                <w:sz w:val="28"/>
+              </w:rPr>
+              <w:t>sslh</w:t>
+            </w:r>
+            <w:r>
+              <w:rPr>
+                <w:rFonts w:ascii="Times New Roman" w:eastAsia="標楷體" w:hAnsi="Times New Roman" w:hint="eastAsia"/>
+                <w:sz w:val="28"/>
+              </w:rPr>
+              <w:t>實現通訊埠多工，使</w:t>
             </w:r>
             <w:r>
               <w:rPr>
@@ -24114,7 +22633,6 @@
               </w:rPr>
               <w:t>、</w:t>
             </w:r>
-            <w:proofErr w:type="spellStart"/>
             <w:r>
               <w:rPr>
                 <w:rFonts w:ascii="Times New Roman" w:eastAsia="標楷體" w:hAnsi="Times New Roman" w:hint="eastAsia"/>
@@ -24122,7 +22640,6 @@
               </w:rPr>
               <w:t>Tinkercad</w:t>
             </w:r>
-            <w:proofErr w:type="spellEnd"/>
             <w:r>
               <w:rPr>
                 <w:rFonts w:ascii="Times New Roman" w:eastAsia="標楷體" w:hAnsi="Times New Roman" w:hint="eastAsia"/>
@@ -24348,7 +22865,6 @@
               </w:rPr>
               <w:t>、</w:t>
             </w:r>
-            <w:proofErr w:type="spellStart"/>
             <w:r>
               <w:rPr>
                 <w:rFonts w:ascii="Times New Roman" w:eastAsia="標楷體" w:hAnsi="Times New Roman" w:hint="eastAsia"/>
@@ -24356,7 +22872,6 @@
               </w:rPr>
               <w:t>XMind</w:t>
             </w:r>
-            <w:proofErr w:type="spellEnd"/>
             <w:r>
               <w:rPr>
                 <w:rFonts w:ascii="Times New Roman" w:eastAsia="標楷體" w:hAnsi="Times New Roman" w:hint="eastAsia"/>
@@ -24408,23 +22923,7 @@
                 <w:rFonts w:ascii="Times New Roman" w:eastAsia="標楷體" w:hAnsi="Times New Roman" w:hint="eastAsia"/>
                 <w:sz w:val="28"/>
               </w:rPr>
-              <w:t>圖與專案心智圖，輔助團隊</w:t>
-            </w:r>
-            <w:proofErr w:type="gramStart"/>
-            <w:r>
-              <w:rPr>
-                <w:rFonts w:ascii="Times New Roman" w:eastAsia="標楷體" w:hAnsi="Times New Roman" w:hint="eastAsia"/>
-                <w:sz w:val="28"/>
-              </w:rPr>
-              <w:t>釐</w:t>
-            </w:r>
-            <w:proofErr w:type="gramEnd"/>
-            <w:r>
-              <w:rPr>
-                <w:rFonts w:ascii="Times New Roman" w:eastAsia="標楷體" w:hAnsi="Times New Roman" w:hint="eastAsia"/>
-                <w:sz w:val="28"/>
-              </w:rPr>
-              <w:t>清系統模組關係與開發邏輯。</w:t>
+              <w:t>圖與專案心智圖，輔助團隊釐清系統模組關係與開發邏輯。</w:t>
             </w:r>
           </w:p>
         </w:tc>
@@ -24682,7 +23181,6 @@
               </w:rPr>
               <w:t>、</w:t>
             </w:r>
-            <w:proofErr w:type="spellStart"/>
             <w:r>
               <w:rPr>
                 <w:rFonts w:ascii="Times New Roman" w:eastAsia="標楷體" w:hAnsi="Times New Roman" w:hint="eastAsia"/>
@@ -24690,7 +23188,6 @@
               </w:rPr>
               <w:t>GitKraken</w:t>
             </w:r>
-            <w:proofErr w:type="spellEnd"/>
           </w:p>
         </w:tc>
         <w:tc>
@@ -24730,7 +23227,6 @@
               </w:rPr>
               <w:t>協同開發，並搭配</w:t>
             </w:r>
-            <w:proofErr w:type="spellStart"/>
             <w:r>
               <w:rPr>
                 <w:rFonts w:ascii="Times New Roman" w:eastAsia="標楷體" w:hAnsi="Times New Roman" w:hint="eastAsia"/>
@@ -24738,7 +23234,6 @@
               </w:rPr>
               <w:t>GitKraken</w:t>
             </w:r>
-            <w:proofErr w:type="spellEnd"/>
             <w:r>
               <w:rPr>
                 <w:rFonts w:ascii="Times New Roman" w:eastAsia="標楷體" w:hAnsi="Times New Roman" w:hint="eastAsia"/>
@@ -25455,21 +23950,7 @@
               <w:rPr>
                 <w:rFonts w:hint="eastAsia"/>
               </w:rPr>
-              <w:t>條碼自動帶出書籍資訊或自行填寫書籍資訊，並拍攝書</w:t>
-            </w:r>
-            <w:proofErr w:type="gramStart"/>
-            <w:r>
-              <w:rPr>
-                <w:rFonts w:hint="eastAsia"/>
-              </w:rPr>
-              <w:t>況</w:t>
-            </w:r>
-            <w:proofErr w:type="gramEnd"/>
-            <w:r>
-              <w:rPr>
-                <w:rFonts w:hint="eastAsia"/>
-              </w:rPr>
-              <w:t>照片、設定價格、存書地點後完成上架</w:t>
+              <w:t>條碼自動帶出書籍資訊或自行填寫書籍資訊，並拍攝書況照片、設定價格、存書地點後完成上架</w:t>
             </w:r>
             <w:r>
               <w:rPr>
@@ -25500,16 +23981,8 @@
               <w:rPr>
                 <w:rFonts w:hint="eastAsia"/>
               </w:rPr>
-              <w:t>預先存</w:t>
-            </w:r>
-            <w:proofErr w:type="gramStart"/>
-            <w:r>
-              <w:rPr>
-                <w:rFonts w:hint="eastAsia"/>
-              </w:rPr>
-              <w:t>書入櫃</w:t>
-            </w:r>
-            <w:proofErr w:type="gramEnd"/>
+              <w:t>預先存書入櫃</w:t>
+            </w:r>
           </w:p>
         </w:tc>
         <w:tc>
@@ -25566,21 +24039,7 @@
               <w:rPr>
                 <w:rFonts w:hint="eastAsia"/>
               </w:rPr>
-              <w:t>開啟</w:t>
-            </w:r>
-            <w:proofErr w:type="gramStart"/>
-            <w:r>
-              <w:rPr>
-                <w:rFonts w:hint="eastAsia"/>
-              </w:rPr>
-              <w:t>櫃門並存放</w:t>
-            </w:r>
-            <w:proofErr w:type="gramEnd"/>
-            <w:r>
-              <w:rPr>
-                <w:rFonts w:hint="eastAsia"/>
-              </w:rPr>
-              <w:t>書籍。</w:t>
+              <w:t>開啟櫃門並存放書籍。</w:t>
             </w:r>
           </w:p>
         </w:tc>
@@ -25627,35 +24086,7 @@
               <w:rPr>
                 <w:rFonts w:hint="eastAsia"/>
               </w:rPr>
-              <w:t>賣家在書籍被</w:t>
-            </w:r>
-            <w:proofErr w:type="gramStart"/>
-            <w:r>
-              <w:rPr>
-                <w:rFonts w:hint="eastAsia"/>
-              </w:rPr>
-              <w:t>下訂前</w:t>
-            </w:r>
-            <w:proofErr w:type="gramEnd"/>
-            <w:r>
-              <w:rPr>
-                <w:rFonts w:hint="eastAsia"/>
-              </w:rPr>
-              <w:t>，可自由修改內容或取消販售。</w:t>
-            </w:r>
-            <w:proofErr w:type="gramStart"/>
-            <w:r>
-              <w:rPr>
-                <w:rFonts w:hint="eastAsia"/>
-              </w:rPr>
-              <w:t>若原選書櫃</w:t>
-            </w:r>
-            <w:proofErr w:type="gramEnd"/>
-            <w:r>
-              <w:rPr>
-                <w:rFonts w:hint="eastAsia"/>
-              </w:rPr>
-              <w:t>已滿，支援修改存放地點。</w:t>
+              <w:t>賣家在書籍被下訂前，可自由修改內容或取消販售。若原選書櫃已滿，支援修改存放地點。</w:t>
             </w:r>
           </w:p>
         </w:tc>
@@ -25749,21 +24180,19 @@
               <w:rPr>
                 <w:rFonts w:hint="eastAsia"/>
               </w:rPr>
-              <w:t>若書籍被下訂時尚未</w:t>
-            </w:r>
-            <w:proofErr w:type="gramStart"/>
+              <w:t>若書籍被下訂時尚未入櫃，系統自動推播通知賣家；賣家須在</w:t>
+            </w:r>
             <w:r>
               <w:rPr>
                 <w:rFonts w:hint="eastAsia"/>
               </w:rPr>
-              <w:t>入櫃，</w:t>
-            </w:r>
-            <w:proofErr w:type="gramEnd"/>
+              <w:t>7</w:t>
+            </w:r>
             <w:r>
               <w:rPr>
                 <w:rFonts w:hint="eastAsia"/>
               </w:rPr>
-              <w:t>系統自動推播通知賣家；賣家須在</w:t>
+              <w:t>天內完成存書，否則系統自動取消訂單並退款。當訂單成立且書籍已在櫃內時，系統推播通知買家；買家須在</w:t>
             </w:r>
             <w:r>
               <w:rPr>
@@ -25775,33 +24204,7 @@
               <w:rPr>
                 <w:rFonts w:hint="eastAsia"/>
               </w:rPr>
-              <w:t>天內完成存書，否則系統自動取消訂單並退款。當訂單成立且書籍已在櫃內時，系統推播通知買家；買家須在</w:t>
-            </w:r>
-            <w:r>
-              <w:rPr>
-                <w:rFonts w:hint="eastAsia"/>
-              </w:rPr>
-              <w:t>7</w:t>
-            </w:r>
-            <w:r>
-              <w:rPr>
-                <w:rFonts w:hint="eastAsia"/>
-              </w:rPr>
-              <w:t>天內前往書櫃</w:t>
-            </w:r>
-            <w:proofErr w:type="gramStart"/>
-            <w:r>
-              <w:rPr>
-                <w:rFonts w:hint="eastAsia"/>
-              </w:rPr>
-              <w:t>掃碼取</w:t>
-            </w:r>
-            <w:proofErr w:type="gramEnd"/>
-            <w:r>
-              <w:rPr>
-                <w:rFonts w:hint="eastAsia"/>
-              </w:rPr>
-              <w:t>書，否則訂單不成立。</w:t>
+              <w:t>天內前往書櫃掃碼取書，否則訂單不成立。</w:t>
             </w:r>
           </w:p>
         </w:tc>
@@ -25822,19 +24225,11 @@
               <w:jc w:val="left"/>
               <w:textAlignment w:val="center"/>
             </w:pPr>
-            <w:proofErr w:type="gramStart"/>
             <w:r>
               <w:rPr>
                 <w:rFonts w:hint="eastAsia"/>
               </w:rPr>
-              <w:t>掃碼開啟</w:t>
-            </w:r>
-            <w:proofErr w:type="gramEnd"/>
-            <w:r>
-              <w:rPr>
-                <w:rFonts w:hint="eastAsia"/>
-              </w:rPr>
-              <w:t>櫃門</w:t>
+              <w:t>掃碼開啟櫃門</w:t>
             </w:r>
           </w:p>
         </w:tc>
@@ -25917,21 +24312,7 @@
               <w:rPr>
                 <w:rFonts w:hint="eastAsia"/>
               </w:rPr>
-              <w:t>書</w:t>
-            </w:r>
-            <w:proofErr w:type="gramStart"/>
-            <w:r>
-              <w:rPr>
-                <w:rFonts w:hint="eastAsia"/>
-              </w:rPr>
-              <w:t>況</w:t>
-            </w:r>
-            <w:proofErr w:type="gramEnd"/>
-            <w:r>
-              <w:rPr>
-                <w:rFonts w:hint="eastAsia"/>
-              </w:rPr>
-              <w:t>申訴處理</w:t>
+              <w:t>書況申訴處理</w:t>
             </w:r>
           </w:p>
         </w:tc>
@@ -26278,21 +24659,7 @@
               <w:rPr>
                 <w:rFonts w:hint="eastAsia"/>
               </w:rPr>
-              <w:t>買賣雙方可</w:t>
-            </w:r>
-            <w:proofErr w:type="gramStart"/>
-            <w:r>
-              <w:rPr>
-                <w:rFonts w:hint="eastAsia"/>
-              </w:rPr>
-              <w:t>進行私訊溝通</w:t>
-            </w:r>
-            <w:proofErr w:type="gramEnd"/>
-            <w:r>
-              <w:rPr>
-                <w:rFonts w:hint="eastAsia"/>
-              </w:rPr>
-              <w:t>，支援文字訊息傳遞。</w:t>
+              <w:t>買賣雙方可進行私訊溝通，支援文字訊息傳遞。</w:t>
             </w:r>
           </w:p>
         </w:tc>
@@ -26551,21 +24918,7 @@
               <w:rPr>
                 <w:rFonts w:hint="eastAsia"/>
               </w:rPr>
-              <w:t>針對買家提出的書</w:t>
-            </w:r>
-            <w:proofErr w:type="gramStart"/>
-            <w:r>
-              <w:rPr>
-                <w:rFonts w:hint="eastAsia"/>
-              </w:rPr>
-              <w:t>況</w:t>
-            </w:r>
-            <w:proofErr w:type="gramEnd"/>
-            <w:r>
-              <w:rPr>
-                <w:rFonts w:hint="eastAsia"/>
-              </w:rPr>
-              <w:t>申訴案件進行人工審核，並判定代幣最終應撥給賣家或退還買家。</w:t>
+              <w:t>針對買家提出的書況申訴案件進行人工審核，並判定代幣最終應撥給賣家或退還買家。</w:t>
             </w:r>
           </w:p>
         </w:tc>
@@ -26612,21 +24965,7 @@
               <w:rPr>
                 <w:rFonts w:hint="eastAsia"/>
               </w:rPr>
-              <w:t>提供書櫃資訊的「增、</w:t>
-            </w:r>
-            <w:proofErr w:type="gramStart"/>
-            <w:r>
-              <w:rPr>
-                <w:rFonts w:hint="eastAsia"/>
-              </w:rPr>
-              <w:t>刪</w:t>
-            </w:r>
-            <w:proofErr w:type="gramEnd"/>
-            <w:r>
-              <w:rPr>
-                <w:rFonts w:hint="eastAsia"/>
-              </w:rPr>
-              <w:t>、改、查」功能，並可調閱各機櫃的</w:t>
+              <w:t>提供書櫃資訊的「增、刪、改、查」功能，並可調閱各機櫃的</w:t>
             </w:r>
             <w:r>
               <w:rPr>
@@ -27048,21 +25387,7 @@
               <w:rPr>
                 <w:rFonts w:hint="eastAsia"/>
               </w:rPr>
-              <w:t>若書籍被下訂時尚未</w:t>
-            </w:r>
-            <w:proofErr w:type="gramStart"/>
-            <w:r>
-              <w:rPr>
-                <w:rFonts w:hint="eastAsia"/>
-              </w:rPr>
-              <w:t>入櫃，</w:t>
-            </w:r>
-            <w:proofErr w:type="gramEnd"/>
-            <w:r>
-              <w:rPr>
-                <w:rFonts w:hint="eastAsia"/>
-              </w:rPr>
-              <w:t>系統自動推播通知賣家；賣家須在</w:t>
+              <w:t>若書籍被下訂時尚未入櫃，系統自動推播通知賣家；賣家須在</w:t>
             </w:r>
             <w:r>
               <w:rPr>
@@ -27133,21 +25458,7 @@
               <w:rPr>
                 <w:rFonts w:hint="eastAsia"/>
               </w:rPr>
-              <w:t>秒內發送推播給買家，確保訊息</w:t>
-            </w:r>
-            <w:proofErr w:type="gramStart"/>
-            <w:r>
-              <w:rPr>
-                <w:rFonts w:hint="eastAsia"/>
-              </w:rPr>
-              <w:t>不</w:t>
-            </w:r>
-            <w:proofErr w:type="gramEnd"/>
-            <w:r>
-              <w:rPr>
-                <w:rFonts w:hint="eastAsia"/>
-              </w:rPr>
-              <w:t>漏接。</w:t>
+              <w:t>秒內發送推播給買家，確保訊息不漏接。</w:t>
             </w:r>
           </w:p>
         </w:tc>
@@ -27453,21 +25764,7 @@
               <w:rPr>
                 <w:rFonts w:hint="eastAsia"/>
               </w:rPr>
-              <w:t>後</w:t>
-            </w:r>
-            <w:proofErr w:type="gramStart"/>
-            <w:r>
-              <w:rPr>
-                <w:rFonts w:hint="eastAsia"/>
-              </w:rPr>
-              <w:t>觸發該櫃門</w:t>
-            </w:r>
-            <w:proofErr w:type="gramEnd"/>
-            <w:r>
-              <w:rPr>
-                <w:rFonts w:hint="eastAsia"/>
-              </w:rPr>
-              <w:t>開啟。</w:t>
+              <w:t>後觸發該櫃門開啟。</w:t>
             </w:r>
           </w:p>
         </w:tc>
@@ -27597,21 +25894,7 @@
               <w:rPr>
                 <w:rFonts w:hint="eastAsia"/>
               </w:rPr>
-              <w:t>標</w:t>
-            </w:r>
-            <w:proofErr w:type="gramStart"/>
-            <w:r>
-              <w:rPr>
-                <w:rFonts w:hint="eastAsia"/>
-              </w:rPr>
-              <w:t>註</w:t>
-            </w:r>
-            <w:proofErr w:type="gramEnd"/>
-            <w:r>
-              <w:rPr>
-                <w:rFonts w:hint="eastAsia"/>
-              </w:rPr>
-              <w:t>「已滿」，防止使用者白跑。</w:t>
+              <w:t>標註「已滿」，防止使用者白跑。</w:t>
             </w:r>
           </w:p>
         </w:tc>
@@ -30735,6 +29018,7 @@
   <w:style w:type="character" w:default="1" w:styleId="a2">
     <w:name w:val="Default Paragraph Font"/>
     <w:uiPriority w:val="1"/>
+    <w:semiHidden/>
     <w:unhideWhenUsed/>
   </w:style>
   <w:style w:type="table" w:default="1" w:styleId="a3">
